--- a/outputs/a24/a24_ficha_funcional.docx
+++ b/outputs/a24/a24_ficha_funcional.docx
@@ -1,8 +1,8 @@
 
 <file path=word/document.xml><?xml version="1.0" encoding="utf-8"?>
-<w:document xmlns:w="http://schemas.openxmlformats.org/wordprocessingml/2006/main" xmlns:ns1="http://schemas.openxmlformats.org/markup-compatibility/2006" xmlns:ns2="http://schemas.microsoft.com/office/word/2010/wordml" xmlns:ns3="http://schemas.openxmlformats.org/drawingml/2006/wordprocessingDrawing" xmlns:ns4="http://schemas.microsoft.com/office/word/2010/wordprocessingDrawing" xmlns:ns5="http://schemas.openxmlformats.org/drawingml/2006/main" xmlns:ns6="http://schemas.openxmlformats.org/drawingml/2006/picture" xmlns:ns7="http://schemas.openxmlformats.org/officeDocument/2006/relationships" xmlns:w15="http://schemas.microsoft.com/office/word/2012/wordml" xmlns:w16="http://schemas.microsoft.com/office/word/2018/wordml" xmlns:w16cex="http://schemas.microsoft.com/office/word/2018/wordml/cex" xmlns:w16cid="http://schemas.microsoft.com/office/word/2016/wordml/cid" xmlns:w16du="http://schemas.microsoft.com/office/word/2023/wordml/word16du" xmlns:w16se="http://schemas.microsoft.com/office/word/2015/wordml/symex" xmlns:w16sdtfl="http://schemas.microsoft.com/office/word/2020/wordml/sdtdatahash" xmlns:w16sdtdh="http://schemas.microsoft.com/office/word/2020/wordml/sdtdatahash" xmlns:w14="http://schemas.microsoft.com/office/word/2010/wordml" xmlns:wp14="http://schemas.microsoft.com/office/word/2010/wordprocessingDrawing" ns1:Ignorable="w14 w15 w16se w16cid w16 w16cex w16sdtdh w16sdtfl w16du wp14">
+<w:document xmlns:wpc="http://schemas.microsoft.com/office/word/2010/wordprocessingCanvas" xmlns:cx="http://schemas.microsoft.com/office/drawing/2014/chartex" xmlns:cx1="http://schemas.microsoft.com/office/drawing/2015/9/8/chartex" xmlns:cx2="http://schemas.microsoft.com/office/drawing/2015/10/21/chartex" xmlns:cx3="http://schemas.microsoft.com/office/drawing/2016/5/9/chartex" xmlns:cx4="http://schemas.microsoft.com/office/drawing/2016/5/10/chartex" xmlns:cx5="http://schemas.microsoft.com/office/drawing/2016/5/11/chartex" xmlns:cx6="http://schemas.microsoft.com/office/drawing/2016/5/12/chartex" xmlns:cx7="http://schemas.microsoft.com/office/drawing/2016/5/13/chartex" xmlns:cx8="http://schemas.microsoft.com/office/drawing/2016/5/14/chartex" xmlns:mc="http://schemas.openxmlformats.org/markup-compatibility/2006" xmlns:aink="http://schemas.microsoft.com/office/drawing/2016/ink" xmlns:am3d="http://schemas.microsoft.com/office/drawing/2017/model3d" xmlns:o="urn:schemas-microsoft-com:office:office" xmlns:oel="http://schemas.microsoft.com/office/2019/extlst" xmlns:r="http://schemas.openxmlformats.org/officeDocument/2006/relationships" xmlns:m="http://schemas.openxmlformats.org/officeDocument/2006/math" xmlns:v="urn:schemas-microsoft-com:vml" xmlns:wp14="http://schemas.microsoft.com/office/word/2010/wordprocessingDrawing" xmlns:wp="http://schemas.openxmlformats.org/drawingml/2006/wordprocessingDrawing" xmlns:w10="urn:schemas-microsoft-com:office:word" xmlns:w="http://schemas.openxmlformats.org/wordprocessingml/2006/main" xmlns:w14="http://schemas.microsoft.com/office/word/2010/wordml" xmlns:w15="http://schemas.microsoft.com/office/word/2012/wordml" xmlns:w16cex="http://schemas.microsoft.com/office/word/2018/wordml/cex" xmlns:w16cid="http://schemas.microsoft.com/office/word/2016/wordml/cid" xmlns:w16="http://schemas.microsoft.com/office/word/2018/wordml" xmlns:w16du="http://schemas.microsoft.com/office/word/2023/wordml/word16du" xmlns:w16sdtdh="http://schemas.microsoft.com/office/word/2020/wordml/sdtdatahash" xmlns:w16sdtfl="http://schemas.microsoft.com/office/word/2024/wordml/sdtformatlock" xmlns:w16se="http://schemas.microsoft.com/office/word/2015/wordml/symex" xmlns:wpg="http://schemas.microsoft.com/office/word/2010/wordprocessingGroup" xmlns:wpi="http://schemas.microsoft.com/office/word/2010/wordprocessingInk" xmlns:wne="http://schemas.microsoft.com/office/word/2006/wordml" xmlns:wps="http://schemas.microsoft.com/office/word/2010/wordprocessingShape" mc:Ignorable="w14 w15 w16se w16cid w16 w16cex w16sdtdh w16sdtfl w16du wp14">
   <w:body>
-    <w:p ns2:paraId="106243A3" ns2:textId="77777777">
+    <w:p>
       <w:pPr>
         <w:widowControl w:val="0"/>
         <w:pBdr>
@@ -15,120 +15,120 @@
         <w:spacing w:after="0" w:line="276" w:lineRule="auto"/>
       </w:pPr>
     </w:p>
-    <w:p ns2:paraId="24C99032" ns2:textId="77777777">
+    <w:p>
       <w:r>
         <w:rPr>
           <w:noProof/>
         </w:rPr>
         <w:drawing>
-          <ns3:anchor distT="0" distB="0" distL="114300" distR="114300" simplePos="0" relativeHeight="251658240" behindDoc="0" locked="0" layoutInCell="1" hidden="0" allowOverlap="1" ns4:anchorId="6DA82D87" ns4:editId="67E776CC">
-            <ns3:simplePos x="0" y="0"/>
-            <ns3:positionH relativeFrom="column">
-              <ns3:posOffset>590550</ns3:posOffset>
-            </ns3:positionH>
-            <ns3:positionV relativeFrom="paragraph">
-              <ns3:posOffset>0</ns3:posOffset>
-            </ns3:positionV>
-            <ns3:extent cx="3373120" cy="2032000"/>
-            <ns3:effectExtent l="0" t="0" r="0" b="0"/>
-            <ns3:wrapSquare wrapText="bothSides" distT="0" distB="0" distL="114300" distR="114300"/>
-            <ns3:docPr id="1001" name="image5.jpg" descr="A logo with green leaves  AI-generated content may be incorrect."/>
-            <ns3:cNvGraphicFramePr/>
-            <ns5:graphic>
-              <ns5:graphicData uri="http://schemas.openxmlformats.org/drawingml/2006/picture">
-                <ns6:pic>
-                  <ns6:nvPicPr>
-                    <ns6:cNvPr id="0" name="image5.jpg" descr="A logo with green leaves  AI-generated content may be incorrect."/>
-                    <ns6:cNvPicPr preferRelativeResize="0"/>
-                  </ns6:nvPicPr>
-                  <ns6:blipFill>
-                    <ns5:blip ns7:embed="rId9"/>
-                    <ns5:srcRect/>
-                    <ns5:stretch>
-                      <ns5:fillRect/>
-                    </ns5:stretch>
-                  </ns6:blipFill>
-                  <ns6:spPr>
-                    <ns5:xfrm>
-                      <ns5:off x="0" y="0"/>
-                      <ns5:ext cx="3373120" cy="2032000"/>
-                    </ns5:xfrm>
-                    <ns5:prstGeom prst="rect">
-                      <ns5:avLst/>
-                    </ns5:prstGeom>
-                    <ns5:ln/>
-                  </ns6:spPr>
-                </ns6:pic>
-              </ns5:graphicData>
-            </ns5:graphic>
-          </ns3:anchor>
+          <wp:anchor distT="0" distB="0" distL="114300" distR="114300" simplePos="0" relativeHeight="251658240" behindDoc="0" locked="0" layoutInCell="1" hidden="0" allowOverlap="1" wp14:anchorId="6DA82D87" wp14:editId="67E776CC">
+            <wp:simplePos x="0" y="0"/>
+            <wp:positionH relativeFrom="column">
+              <wp:posOffset>590550</wp:posOffset>
+            </wp:positionH>
+            <wp:positionV relativeFrom="paragraph">
+              <wp:posOffset>0</wp:posOffset>
+            </wp:positionV>
+            <wp:extent cx="3373120" cy="2032000"/>
+            <wp:effectExtent l="0" t="0" r="0" b="0"/>
+            <wp:wrapSquare wrapText="bothSides" distT="0" distB="0" distL="114300" distR="114300"/>
+            <wp:docPr id="1001" name="image5.jpg" descr="A logo with green leaves  AI-generated content may be incorrect."/>
+            <wp:cNvGraphicFramePr/>
+            <a:graphic xmlns:a="http://schemas.openxmlformats.org/drawingml/2006/main">
+              <a:graphicData uri="http://schemas.openxmlformats.org/drawingml/2006/picture">
+                <pic:pic xmlns:pic="http://schemas.openxmlformats.org/drawingml/2006/picture">
+                  <pic:nvPicPr>
+                    <pic:cNvPr id="0" name="image5.jpg" descr="A logo with green leaves  AI-generated content may be incorrect."/>
+                    <pic:cNvPicPr preferRelativeResize="0"/>
+                  </pic:nvPicPr>
+                  <pic:blipFill>
+                    <a:blip r:embed="rId9"/>
+                    <a:srcRect/>
+                    <a:stretch>
+                      <a:fillRect/>
+                    </a:stretch>
+                  </pic:blipFill>
+                  <pic:spPr>
+                    <a:xfrm>
+                      <a:off x="0" y="0"/>
+                      <a:ext cx="3373120" cy="2032000"/>
+                    </a:xfrm>
+                    <a:prstGeom prst="rect">
+                      <a:avLst/>
+                    </a:prstGeom>
+                    <a:ln/>
+                  </pic:spPr>
+                </pic:pic>
+              </a:graphicData>
+            </a:graphic>
+          </wp:anchor>
         </w:drawing>
       </w:r>
     </w:p>
-    <w:p ns2:paraId="63AD88AE" ns2:textId="77777777"/>
-    <w:p ns2:paraId="13617619" ns2:textId="77777777"/>
-    <w:p ns2:paraId="1CFC4C5D" ns2:textId="77777777">
+    <w:p/>
+    <w:p/>
+    <w:p>
       <w:r>
         <w:rPr>
           <w:noProof/>
         </w:rPr>
         <w:drawing>
-          <ns3:anchor distT="0" distB="0" distL="114300" distR="114300" simplePos="0" relativeHeight="251659264" behindDoc="0" locked="0" layoutInCell="1" hidden="0" allowOverlap="1" ns4:anchorId="35C55989" ns4:editId="6F08A60C">
-            <ns3:simplePos x="0" y="0"/>
-            <ns3:positionH relativeFrom="column">
-              <ns3:posOffset>2634615</ns3:posOffset>
-            </ns3:positionH>
-            <ns3:positionV relativeFrom="paragraph">
-              <ns3:posOffset>130810</ns3:posOffset>
-            </ns3:positionV>
-            <ns3:extent cx="2266950" cy="1295400"/>
-            <ns3:effectExtent l="0" t="0" r="0" b="0"/>
-            <ns3:wrapNone/>
-            <ns3:docPr id="1002" name="image1.png" descr="A black background with white text and brown lines  AI-generated content may be incorrect."/>
-            <ns3:cNvGraphicFramePr/>
-            <ns5:graphic>
-              <ns5:graphicData uri="http://schemas.openxmlformats.org/drawingml/2006/picture">
-                <ns6:pic>
-                  <ns6:nvPicPr>
-                    <ns6:cNvPr id="0" name="image1.png" descr="A black background with white text and brown lines  AI-generated content may be incorrect."/>
-                    <ns6:cNvPicPr preferRelativeResize="0"/>
-                  </ns6:nvPicPr>
-                  <ns6:blipFill>
-                    <ns5:blip ns7:embed="rId10"/>
-                    <ns5:srcRect/>
-                    <ns5:stretch>
-                      <ns5:fillRect/>
-                    </ns5:stretch>
-                  </ns6:blipFill>
-                  <ns6:spPr>
-                    <ns5:xfrm>
-                      <ns5:off x="0" y="0"/>
-                      <ns5:ext cx="2266950" cy="1295400"/>
-                    </ns5:xfrm>
-                    <ns5:prstGeom prst="rect">
-                      <ns5:avLst/>
-                    </ns5:prstGeom>
-                    <ns5:ln/>
-                  </ns6:spPr>
-                </ns6:pic>
-              </ns5:graphicData>
-            </ns5:graphic>
-          </ns3:anchor>
+          <wp:anchor distT="0" distB="0" distL="114300" distR="114300" simplePos="0" relativeHeight="251659264" behindDoc="0" locked="0" layoutInCell="1" hidden="0" allowOverlap="1" wp14:anchorId="35C55989" wp14:editId="6F08A60C">
+            <wp:simplePos x="0" y="0"/>
+            <wp:positionH relativeFrom="column">
+              <wp:posOffset>2634615</wp:posOffset>
+            </wp:positionH>
+            <wp:positionV relativeFrom="paragraph">
+              <wp:posOffset>130810</wp:posOffset>
+            </wp:positionV>
+            <wp:extent cx="2266950" cy="1295400"/>
+            <wp:effectExtent l="0" t="0" r="0" b="0"/>
+            <wp:wrapNone/>
+            <wp:docPr id="1002" name="image1.png" descr="A black background with white text and brown lines  AI-generated content may be incorrect."/>
+            <wp:cNvGraphicFramePr/>
+            <a:graphic xmlns:a="http://schemas.openxmlformats.org/drawingml/2006/main">
+              <a:graphicData uri="http://schemas.openxmlformats.org/drawingml/2006/picture">
+                <pic:pic xmlns:pic="http://schemas.openxmlformats.org/drawingml/2006/picture">
+                  <pic:nvPicPr>
+                    <pic:cNvPr id="0" name="image1.png" descr="A black background with white text and brown lines  AI-generated content may be incorrect."/>
+                    <pic:cNvPicPr preferRelativeResize="0"/>
+                  </pic:nvPicPr>
+                  <pic:blipFill>
+                    <a:blip r:embed="rId10"/>
+                    <a:srcRect/>
+                    <a:stretch>
+                      <a:fillRect/>
+                    </a:stretch>
+                  </pic:blipFill>
+                  <pic:spPr>
+                    <a:xfrm>
+                      <a:off x="0" y="0"/>
+                      <a:ext cx="2266950" cy="1295400"/>
+                    </a:xfrm>
+                    <a:prstGeom prst="rect">
+                      <a:avLst/>
+                    </a:prstGeom>
+                    <a:ln/>
+                  </pic:spPr>
+                </pic:pic>
+              </a:graphicData>
+            </a:graphic>
+          </wp:anchor>
         </w:drawing>
       </w:r>
     </w:p>
-    <w:p ns2:paraId="160A56DE" ns2:textId="77777777"/>
-    <w:p ns2:paraId="25B33647" ns2:textId="77777777"/>
-    <w:p ns2:paraId="6735FB09" ns2:textId="77777777"/>
-    <w:p ns2:paraId="1CEC7FC8" ns2:textId="77777777"/>
-    <w:p ns2:paraId="37EEEAA2" ns2:textId="77777777">
+    <w:p/>
+    <w:p/>
+    <w:p/>
+    <w:p/>
+    <w:p>
       <w:pPr>
         <w:jc w:val="right"/>
       </w:pPr>
     </w:p>
-    <w:p ns2:paraId="63AC0D8F" ns2:textId="77777777"/>
-    <w:p ns2:paraId="5A911671" ns2:textId="77777777"/>
-    <w:p ns2:paraId="0B16D1AF" ns2:textId="77777777">
+    <w:p/>
+    <w:p/>
+    <w:p>
       <w:pPr>
         <w:rPr>
           <w:rFonts w:ascii="Liberation Sans Regular" w:eastAsia="Liberation Sans Regular" w:hAnsi="Liberation Sans Regular" w:cs="Liberation Sans Regular"/>
@@ -138,7 +138,7 @@
         </w:rPr>
       </w:pPr>
     </w:p>
-    <w:p ns2:paraId="0576D7E2" ns2:textId="77777777">
+    <w:p>
       <w:pPr>
         <w:ind w:left="993"/>
         <w:rPr>
@@ -158,7 +158,7 @@
         <w:t>Ficha funcional del modelo</w:t>
       </w:r>
     </w:p>
-    <w:p ns2:paraId="3B449A25" ns2:textId="77777777">
+    <w:p>
       <w:pPr>
         <w:ind w:left="993"/>
         <w:rPr>
@@ -175,10 +175,10 @@
           <w:sz w:val="60"/>
           <w:szCs w:val="60"/>
         </w:rPr>
-        <w:t xml:space="preserve">a24 · dairy-spatial-price-forecast</w:t>
+        <w:t>a24 · dairy-spatial-price-forecast</w:t>
       </w:r>
     </w:p>
-    <w:p ns2:paraId="51DA5B40" ns2:textId="77777777">
+    <w:p>
       <w:pPr>
         <w:shd w:val="clear" w:color="auto" w:fill="E3EFDD"/>
         <w:ind w:left="993" w:right="2267" w:firstLine="140"/>
@@ -196,10 +196,10 @@
           <w:sz w:val="44"/>
           <w:szCs w:val="44"/>
         </w:rPr>
-        <w:t xml:space="preserve">Descripción de negocio para usuarios de la plataforma DatagIA</w:t>
+        <w:t>Descripción de negocio para usuarios de la plataforma DatagIA</w:t>
       </w:r>
     </w:p>
-    <w:p ns2:paraId="40EB8FF9" ns2:textId="77777777">
+    <w:p>
       <w:pPr>
         <w:ind w:left="993"/>
         <w:rPr>
@@ -216,185 +216,75 @@
           <w:sz w:val="32"/>
           <w:szCs w:val="32"/>
         </w:rPr>
-        <w:t xml:space="preserve">Octubre 2026</w:t>
+        <w:t>Octubre 2026</w:t>
       </w:r>
     </w:p>
-    <w:p ns2:paraId="27FF289D" ns2:textId="77777777">
+    <w:p>
       <w:r>
         <w:rPr>
           <w:noProof/>
         </w:rPr>
         <w:drawing>
-          <ns3:anchor distT="0" distB="0" distL="0" distR="0" simplePos="0" relativeHeight="251660288" behindDoc="1" locked="0" layoutInCell="1" hidden="0" allowOverlap="1" ns4:anchorId="39D70CED" ns4:editId="0A17AF9A">
-            <ns3:simplePos x="0" y="0"/>
-            <ns3:positionH relativeFrom="margin">
-              <ns3:align>center</ns3:align>
-            </ns3:positionH>
-            <ns3:positionV relativeFrom="margin">
-              <ns3:align>center</ns3:align>
-            </ns3:positionV>
-            <ns3:extent cx="5397500" cy="5280025"/>
-            <ns3:effectExtent l="0" t="0" r="0" b="0"/>
-            <ns3:wrapNone/>
-            <ns3:docPr id="1003" name="image2.png"/>
-            <ns3:cNvGraphicFramePr/>
-            <ns5:graphic>
-              <ns5:graphicData uri="http://schemas.openxmlformats.org/drawingml/2006/picture">
-                <ns6:pic>
-                  <ns6:nvPicPr>
-                    <ns6:cNvPr id="0" name="image2.png"/>
-                    <ns6:cNvPicPr preferRelativeResize="0"/>
-                  </ns6:nvPicPr>
-                  <ns6:blipFill>
-                    <ns5:blip ns7:embed="rId11"/>
-                    <ns5:srcRect/>
-                    <ns5:stretch>
-                      <ns5:fillRect/>
-                    </ns5:stretch>
-                  </ns6:blipFill>
-                  <ns6:spPr>
-                    <ns5:xfrm>
-                      <ns5:off x="0" y="0"/>
-                      <ns5:ext cx="5397500" cy="5280025"/>
-                    </ns5:xfrm>
-                    <ns5:prstGeom prst="rect">
-                      <ns5:avLst/>
-                    </ns5:prstGeom>
-                    <ns5:ln/>
-                  </ns6:spPr>
-                </ns6:pic>
-              </ns5:graphicData>
-            </ns5:graphic>
-          </ns3:anchor>
+          <wp:anchor distT="0" distB="0" distL="0" distR="0" simplePos="0" relativeHeight="251660288" behindDoc="1" locked="0" layoutInCell="1" hidden="0" allowOverlap="1" wp14:anchorId="39D70CED" wp14:editId="0A17AF9A">
+            <wp:simplePos x="0" y="0"/>
+            <wp:positionH relativeFrom="margin">
+              <wp:align>center</wp:align>
+            </wp:positionH>
+            <wp:positionV relativeFrom="margin">
+              <wp:align>center</wp:align>
+            </wp:positionV>
+            <wp:extent cx="5397500" cy="5280025"/>
+            <wp:effectExtent l="0" t="0" r="0" b="0"/>
+            <wp:wrapNone/>
+            <wp:docPr id="1003" name="image2.png"/>
+            <wp:cNvGraphicFramePr/>
+            <a:graphic xmlns:a="http://schemas.openxmlformats.org/drawingml/2006/main">
+              <a:graphicData uri="http://schemas.openxmlformats.org/drawingml/2006/picture">
+                <pic:pic xmlns:pic="http://schemas.openxmlformats.org/drawingml/2006/picture">
+                  <pic:nvPicPr>
+                    <pic:cNvPr id="0" name="image2.png"/>
+                    <pic:cNvPicPr preferRelativeResize="0"/>
+                  </pic:nvPicPr>
+                  <pic:blipFill>
+                    <a:blip r:embed="rId11"/>
+                    <a:srcRect/>
+                    <a:stretch>
+                      <a:fillRect/>
+                    </a:stretch>
+                  </pic:blipFill>
+                  <pic:spPr>
+                    <a:xfrm>
+                      <a:off x="0" y="0"/>
+                      <a:ext cx="5397500" cy="5280025"/>
+                    </a:xfrm>
+                    <a:prstGeom prst="rect">
+                      <a:avLst/>
+                    </a:prstGeom>
+                    <a:ln/>
+                  </pic:spPr>
+                </pic:pic>
+              </a:graphicData>
+            </a:graphic>
+          </wp:anchor>
         </w:drawing>
       </w:r>
       <w:r>
         <w:br w:type="page"/>
       </w:r>
     </w:p>
-    <w:p ns2:paraId="02C5CAC2" ns2:textId="77777777"/>
-    <w:p ns2:paraId="7933C1B1" ns2:textId="77777777"/>
-    <w:p ns2:paraId="61C7AC21" ns2:textId="77777777">
+    <w:p>
       <w:pPr>
-        <w:rPr>
-          <w:rFonts w:ascii="Liberalisation sans narrow" w:eastAsia="Liberalisation sans narrow" w:hAnsi="Liberalisation sans narrow" w:cs="Liberalisation sans narrow"/>
-          <w:b/>
-          <w:bCs/>
-        </w:rPr>
-      </w:pPr>
-    </w:p>
-    <w:p ns2:paraId="442353E4" ns2:textId="77777777">
-      <w:pPr>
-        <w:keepLines/>
-        <w:spacing w:before="120" w:after="120" w:line="276" w:lineRule="auto"/>
-        <w:jc w:val="both"/>
-        <w:rPr>
-          <w:rFonts w:ascii="Liberalisation sans narrow" w:eastAsia="Liberalisation sans narrow" w:hAnsi="Liberalisation sans narrow" w:cs="Liberalisation sans narrow"/>
-        </w:rPr>
-      </w:pPr>
-      <w:r>
-        <w:br w:type="page"/>
-      </w:r>
-    </w:p>
-    <w:p ns2:paraId="1A562CDE" ns2:textId="77777777">
-      <w:pPr>
-        <w:keepLines/>
-        <w:spacing w:before="120" w:after="120" w:line="276" w:lineRule="auto"/>
-        <w:jc w:val="both"/>
-        <w:rPr>
-          <w:rFonts w:ascii="Liberalisation sans narrow" w:eastAsia="Liberalisation sans narrow" w:hAnsi="Liberalisation sans narrow" w:cs="Liberalisation sans narrow"/>
-        </w:rPr>
-      </w:pPr>
-    </w:p>
-    <w:p ns2:paraId="77040EB8" ns2:textId="77777777">
-      <w:pPr>
-        <w:keepLines/>
-        <w:spacing w:before="120" w:after="120" w:line="276" w:lineRule="auto"/>
-        <w:jc w:val="both"/>
-        <w:rPr>
-          <w:rFonts w:ascii="Liberalisation sans narrow" w:eastAsia="Liberalisation sans narrow" w:hAnsi="Liberalisation sans narrow" w:cs="Liberalisation sans narrow"/>
-        </w:rPr>
-      </w:pPr>
-    </w:p>
-    <w:p ns2:paraId="586DF882" ns2:textId="2ED357CA">
-      <w:pPr>
-        <w:pBdr>
-          <w:top w:val="nil"/>
-          <w:left w:val="nil"/>
-          <w:bottom w:val="nil"/>
-          <w:right w:val="nil"/>
-          <w:between w:val="nil"/>
-        </w:pBdr>
-        <w:tabs>
-          <w:tab w:val="left" w:pos="960"/>
-          <w:tab w:val="right" w:pos="8494"/>
-        </w:tabs>
-        <w:spacing w:after="100"/>
-        <w:ind w:left="220"/>
-        <w:rPr>
-          <w:color w:val="000000"/>
-          <w:sz w:val="24"/>
-          <w:szCs w:val="24"/>
-        </w:rPr>
-      </w:pPr>
-    </w:p>
-    <w:p ns2:paraId="0DE37DC7" ns2:textId="77777777">
-      <w:pPr>
-        <w:rPr>
-          <w:rFonts w:ascii="Liberalisation sans narrow" w:eastAsia="Liberalisation sans narrow" w:hAnsi="Liberalisation sans narrow" w:cs="Liberalisation sans narrow"/>
-          <w:color w:val="203441"/>
-        </w:rPr>
-      </w:pPr>
-      <w:r>
-        <w:br w:type="page"/>
-      </w:r>
-    </w:p>
-    <w:p ns2:paraId="6B5CFA01" ns2:textId="77777777">
-      <w:pPr>
-        <w:pStyle w:val="Ttulo1"/>
+        <w:pStyle w:val="Heading1"/>
+        <w:jc w:val="left"/>
       </w:pPr>
       <w:bookmarkStart w:id="0" w:name="_heading=h.33jjin156j5n" w:colFirst="0" w:colLast="0"/>
+      <w:bookmarkStart w:id="1" w:name="_Toc233976909"/>
       <w:bookmarkEnd w:id="0"/>
-    </w:p>
-    <w:p ns2:paraId="59508226" ns2:textId="44329DDB">
-      <w:pPr>
-        <w:rPr>
-          <w:rFonts w:ascii="Liberation sans narrow" w:eastAsia="Liberation sans narrow" w:hAnsi="Liberation sans narrow" w:cs="Liberation sans narrow"/>
-        </w:rPr>
-      </w:pPr>
-      <w:r>
-        <w:rPr>
-          <w:rFonts w:ascii="Liberation sans narrow" w:eastAsia="Liberation sans narrow" w:hAnsi="Liberation sans narrow" w:cs="Liberation sans narrow"/>
-          <w:color w:val="739A8A" w:themeColor="text1"/>
-          <w:szCs w:val="24"/>
-          <w:lang w:val="en-US"/>
-        </w:rPr>
-        <w:fldChar w:fldCharType="end"/>
-      </w:r>
-    </w:p>
-    <w:p ns2:paraId="546A9A3A" ns2:textId="7EA5DBCB"/>
-    <w:p ns2:paraId="0EBFC326" ns2:textId="77777777">
-      <w:pPr>
-        <w:rPr>
-          <w:rFonts w:ascii="Liberation sans narrow" w:eastAsia="Liberation sans narrow" w:hAnsi="Liberation sans narrow" w:cs="Liberation sans narrow"/>
-          <w:color w:val="203441"/>
-        </w:rPr>
-      </w:pPr>
-      <w:r>
-        <w:br w:type="page"/>
-      </w:r>
-    </w:p>
-    <w:p ns2:paraId="5C32CB1B" ns2:textId="0F8D2751">
-      <w:pPr>
-        <w:pStyle w:val="Ttulo1"/>
-        <w:jc w:val="left"/>
-      </w:pPr>
-      <w:bookmarkStart w:id="5" w:name="_Toc233976909"/>
       <w:r>
         <w:lastRenderedPageBreak/>
         <w:t>1. Qué hace el modelo</w:t>
       </w:r>
-      <w:bookmarkEnd w:id="5"/>
+      <w:bookmarkEnd w:id="1"/>
       <w:r>
         <w:br/>
       </w:r>
@@ -418,7 +308,7 @@
         <w:gridCol w:w="2800"/>
         <w:gridCol w:w="6560"/>
       </w:tblGrid>
-      <w:tr ns2:paraId="60A61DA1" ns2:textId="77777777">
+      <w:tr>
         <w:tc>
           <w:tcPr>
             <w:tcW w:w="2800" w:type="dxa"/>
@@ -436,7 +326,7 @@
               <w:right w:w="120" w:type="dxa"/>
             </w:tcMar>
           </w:tcPr>
-          <w:p ns2:paraId="23A6BFC6" ns2:textId="77777777">
+          <w:p>
             <w:r>
               <w:rPr>
                 <w:b/>
@@ -466,14 +356,14 @@
               <w:right w:w="120" w:type="dxa"/>
             </w:tcMar>
           </w:tcPr>
-          <w:p ns2:paraId="4F17D729" ns2:textId="77777777">
-            <w:r>
-              <w:t xml:space="preserve">Herramienta que estima cuál será el precio medio de la leche líquida que pagan los hogares en cada comunidad autónoma dentro de 1, 3 y 6 meses, a partir de los datos oficiales de consumo del Ministerio de Agricultura, de lo que ocurre en las comunidades vecinas y de la evolución del mercado lácteo europeo.</w:t>
+          <w:p>
+            <w:r>
+              <w:t>Herramienta que estima cuál será el precio medio de la leche líquida que pagan los hogares en cada comunidad autónoma dentro de 1, 3 y 6 meses, a partir de los datos oficiales de consumo del Ministerio de Agricultura, de lo que ocurre en las comunidades vecinas y de la evolución del mercado lácteo europeo.</w:t>
             </w:r>
           </w:p>
         </w:tc>
       </w:tr>
-      <w:tr ns2:paraId="2EFAE6D1" ns2:textId="77777777">
+      <w:tr>
         <w:tc>
           <w:tcPr>
             <w:tcW w:w="2800" w:type="dxa"/>
@@ -491,7 +381,7 @@
               <w:right w:w="120" w:type="dxa"/>
             </w:tcMar>
           </w:tcPr>
-          <w:p ns2:paraId="5FCB8C3E" ns2:textId="77777777">
+          <w:p>
             <w:r>
               <w:rPr>
                 <w:b/>
@@ -521,14 +411,14 @@
               <w:right w:w="120" w:type="dxa"/>
             </w:tcMar>
           </w:tcPr>
-          <w:p ns2:paraId="1ED00FCD" ns2:textId="77777777">
-            <w:r>
-              <w:t xml:space="preserve">Ayudarte a anticipar cómo evolucionará el precio de la leche en cada comunidad para planificar compras, la cadena de suministro y las decisiones territoriales con más antelación. El objetivo fijado es acertar al menos un 80 % (error medio inferior al 20 %).</w:t>
+          <w:p>
+            <w:r>
+              <w:t>Ayudarte a anticipar cómo evolucionará el precio de la leche en cada comunidad para planificar compras, la cadena de suministro y las decisiones territoriales con más antelación. El objetivo fijado es acertar al menos un 80 % (error medio inferior al 20 %).</w:t>
             </w:r>
           </w:p>
         </w:tc>
       </w:tr>
-      <w:tr ns2:paraId="3FD753A3" ns2:textId="77777777">
+      <w:tr>
         <w:tc>
           <w:tcPr>
             <w:tcW w:w="2800" w:type="dxa"/>
@@ -546,7 +436,7 @@
               <w:right w:w="120" w:type="dxa"/>
             </w:tcMar>
           </w:tcPr>
-          <w:p ns2:paraId="6A75B45E" ns2:textId="77777777">
+          <w:p>
             <w:r>
               <w:rPr>
                 <w:b/>
@@ -576,21 +466,21 @@
               <w:right w:w="120" w:type="dxa"/>
             </w:tcMar>
           </w:tcPr>
-          <w:p ns2:paraId="40956F30" ns2:textId="77777777">
-            <w:r>
-              <w:t xml:space="preserve">Cada mes, cuando se publican datos nuevos, consultas la predicción: eliges las comunidades y los plazos (1, 3 o 6 meses) que te interesan, o pides todas. Para cada combinación obtienes el precio esperado junto al último precio conocido y la antigüedad de los datos usados. Comparas la tendencia con tu planificación y, si la predicción se aleja mucho del último precio, la revisas antes de decidir.</w:t>
+          <w:p>
+            <w:r>
+              <w:t>Cada mes, cuando se publican datos nuevos, consultas la predicción: eliges las comunidades y los plazos (1, 3 o 6 meses) que te interesan, o pides todas. Para cada combinación obtienes el precio esperado junto al último precio conocido y la antigüedad de los datos usados. Comparas la tendencia con tu planificación y, si la predicción se aleja mucho del último precio, la revisas antes de decidir.</w:t>
             </w:r>
           </w:p>
         </w:tc>
       </w:tr>
     </w:tbl>
-    <w:p ns2:paraId="42B06DD4" ns2:textId="5A91ADB2">
+    <w:p>
       <w:pPr>
-        <w:pStyle w:val="Descripcin"/>
+        <w:pStyle w:val="Caption"/>
         <w:jc w:val="center"/>
       </w:pPr>
-      <w:bookmarkStart w:id="6" w:name="_Toc233977245"/>
-      <w:bookmarkStart w:id="7" w:name="_Toc233977283"/>
+      <w:bookmarkStart w:id="2" w:name="_Toc233977245"/>
+      <w:bookmarkStart w:id="3" w:name="_Toc233977283"/>
       <w:r>
         <w:t xml:space="preserve">Tabla </w:t>
       </w:r>
@@ -605,38 +495,38 @@
       <w:r>
         <w:t xml:space="preserve"> Descripción general del modelo</w:t>
       </w:r>
-      <w:bookmarkEnd w:id="6"/>
-      <w:bookmarkEnd w:id="7"/>
+      <w:bookmarkEnd w:id="2"/>
+      <w:bookmarkEnd w:id="3"/>
     </w:p>
-    <w:p ns2:paraId="05724126" ns2:textId="77777777">
+    <w:p>
       <w:pPr>
         <w:jc w:val="both"/>
       </w:pPr>
       <w:r>
-        <w:t xml:space="preserve">No da el precio exacto que pagarás ni explica por qué sube o baja; tampoco anticipa crisis, cambios regulatorios o subidas bruscas sin precedente en el histórico.</w:t>
+        <w:t>No da el precio exacto que pagarás ni explica por qué sube o baja; tampoco anticipa crisis, cambios regulatorios o subidas bruscas sin precedente en el histórico.</w:t>
       </w:r>
     </w:p>
-    <w:p ns2:paraId="0B3A0E33" ns2:textId="77777777"/>
-    <w:p ns2:paraId="4D3F6144" ns2:textId="77777777">
+    <w:p/>
+    <w:p>
       <w:pPr>
-        <w:pStyle w:val="Ttulo1"/>
+        <w:pStyle w:val="Heading1"/>
         <w:jc w:val="left"/>
       </w:pPr>
-      <w:bookmarkStart w:id="8" w:name="_Toc233976910"/>
+      <w:bookmarkStart w:id="4" w:name="_Toc233976910"/>
       <w:r>
         <w:t>2. Qué necesito darle (entradas)</w:t>
       </w:r>
-      <w:bookmarkEnd w:id="8"/>
+      <w:bookmarkEnd w:id="4"/>
     </w:p>
-    <w:p ns2:paraId="5D23DC51" ns2:textId="43C7F867">
+    <w:p>
       <w:pPr>
         <w:jc w:val="both"/>
       </w:pPr>
       <w:r>
-        <w:t xml:space="preserve">El sistema trabaja con datos oficiales ya publicados: el panel mensual de consumo alimentario en hogares del Ministerio de Agricultura (MAPA) por comunidad autónoma, la relación de fronteras entre comunidades y los precios del mercado lácteo europeo. No necesitas introducir mediciones propias.</w:t>
+        <w:t>El sistema trabaja con datos oficiales ya publicados: el panel mensual de consumo alimentario en hogares del Ministerio de Agricultura (MAPA) por comunidad autónoma, la relación de fronteras entre comunidades y los precios del mercado lácteo europeo. No necesitas introducir mediciones propias.</w:t>
       </w:r>
     </w:p>
-    <w:p ns2:paraId="6D2C7225" ns2:textId="77777777"/>
+    <w:p/>
     <w:tbl>
       <w:tblPr>
         <w:tblStyle w:val="a0"/>
@@ -656,7 +546,7 @@
         <w:gridCol w:w="3884"/>
         <w:gridCol w:w="5476"/>
       </w:tblGrid>
-      <w:tr ns2:paraId="6C80E726" ns2:textId="77777777">
+      <w:tr>
         <w:trPr>
           <w:tblHeader/>
         </w:trPr>
@@ -677,7 +567,7 @@
               <w:right w:w="120" w:type="dxa"/>
             </w:tcMar>
           </w:tcPr>
-          <w:p ns2:paraId="13834406" ns2:textId="77777777">
+          <w:p>
             <w:r>
               <w:rPr>
                 <w:b/>
@@ -707,7 +597,7 @@
               <w:right w:w="120" w:type="dxa"/>
             </w:tcMar>
           </w:tcPr>
-          <w:p ns2:paraId="2DD5573F" ns2:textId="77777777">
+          <w:p>
             <w:r>
               <w:rPr>
                 <w:b/>
@@ -721,7 +611,7 @@
           </w:p>
         </w:tc>
       </w:tr>
-      <w:tr ns2:paraId="39E09196" ns2:textId="77777777">
+      <w:tr>
         <w:tc>
           <w:tcPr>
             <w:tcW w:w="2167" w:type="dxa"/>
@@ -739,9 +629,9 @@
               <w:right w:w="120" w:type="dxa"/>
             </w:tcMar>
           </w:tcPr>
-          <w:p ns2:paraId="02741774" ns2:textId="77777777">
-            <w:r>
-              <w:t xml:space="preserve">Comunidades autónomas</w:t>
+          <w:p>
+            <w:r>
+              <w:t>Comunidades autónomas</w:t>
             </w:r>
           </w:p>
         </w:tc>
@@ -762,14 +652,14 @@
               <w:right w:w="120" w:type="dxa"/>
             </w:tcMar>
           </w:tcPr>
-          <w:p ns2:paraId="3AB481B3" ns2:textId="77777777">
-            <w:r>
-              <w:t xml:space="preserve">Las comunidades que quieres consultar (por defecto, las 17). No incluye el total de España.</w:t>
+          <w:p>
+            <w:r>
+              <w:t>Las comunidades que quieres consultar (por defecto, las 17). No incluye el total de España.</w:t>
             </w:r>
           </w:p>
         </w:tc>
       </w:tr>
-      <w:tr ns2:paraId="39E09196" ns2:textId="77777777">
+      <w:tr>
         <w:tc>
           <w:tcPr>
             <w:tcW w:w="2167" w:type="dxa"/>
@@ -787,9 +677,9 @@
               <w:right w:w="120" w:type="dxa"/>
             </w:tcMar>
           </w:tcPr>
-          <w:p ns2:paraId="02741774" ns2:textId="77777777">
-            <w:r>
-              <w:t xml:space="preserve">Plazos de predicción</w:t>
+          <w:p>
+            <w:r>
+              <w:t>Plazos de predicción</w:t>
             </w:r>
           </w:p>
         </w:tc>
@@ -810,14 +700,14 @@
               <w:right w:w="120" w:type="dxa"/>
             </w:tcMar>
           </w:tcPr>
-          <w:p ns2:paraId="3AB481B3" ns2:textId="77777777">
-            <w:r>
-              <w:t xml:space="preserve">1, 3 y/o 6 meses vista (por defecto, los tres).</w:t>
+          <w:p>
+            <w:r>
+              <w:t>1, 3 y/o 6 meses vista (por defecto, los tres).</w:t>
             </w:r>
           </w:p>
         </w:tc>
       </w:tr>
-      <w:tr ns2:paraId="39E09196" ns2:textId="77777777">
+      <w:tr>
         <w:tc>
           <w:tcPr>
             <w:tcW w:w="2167" w:type="dxa"/>
@@ -835,9 +725,10 @@
               <w:right w:w="120" w:type="dxa"/>
             </w:tcMar>
           </w:tcPr>
-          <w:p ns2:paraId="02741774" ns2:textId="77777777">
-            <w:r>
-              <w:t xml:space="preserve">Fecha de corte (opcional)</w:t>
+          <w:p>
+            <w:r>
+              <w:lastRenderedPageBreak/>
+              <w:t>Fecha de corte (opcional)</w:t>
             </w:r>
           </w:p>
         </w:tc>
@@ -858,14 +749,14 @@
               <w:right w:w="120" w:type="dxa"/>
             </w:tcMar>
           </w:tcPr>
-          <w:p ns2:paraId="3AB481B3" ns2:textId="77777777">
-            <w:r>
-              <w:t xml:space="preserve">Para comprobar cómo habría acertado en el pasado: el sistema usa solo los datos publicados hasta ese mes.</w:t>
+          <w:p>
+            <w:r>
+              <w:t>Para comprobar cómo habría acertado en el pasado: el sistema usa solo los datos publicados hasta ese mes.</w:t>
             </w:r>
           </w:p>
         </w:tc>
       </w:tr>
-      <w:tr ns2:paraId="39E09196" ns2:textId="77777777">
+      <w:tr>
         <w:tc>
           <w:tcPr>
             <w:tcW w:w="2167" w:type="dxa"/>
@@ -883,9 +774,9 @@
               <w:right w:w="120" w:type="dxa"/>
             </w:tcMar>
           </w:tcPr>
-          <w:p ns2:paraId="02741774" ns2:textId="77777777">
-            <w:r>
-              <w:t xml:space="preserve">Fichero de datos propio (opcional)</w:t>
+          <w:p>
+            <w:r>
+              <w:t>Fichero de datos propio (opcional)</w:t>
             </w:r>
           </w:p>
         </w:tc>
@@ -906,21 +797,21 @@
               <w:right w:w="120" w:type="dxa"/>
             </w:tcMar>
           </w:tcPr>
-          <w:p ns2:paraId="3AB481B3" ns2:textId="77777777">
-            <w:r>
-              <w:t xml:space="preserve">Si dispones de una versión más reciente del panel de consumo del Ministerio, puedes enviarla en lugar de la incluida.</w:t>
+          <w:p>
+            <w:r>
+              <w:t>Si dispones de una versión más reciente del panel de consumo del Ministerio, puedes enviarla en lugar de la incluida.</w:t>
             </w:r>
           </w:p>
         </w:tc>
       </w:tr>
     </w:tbl>
-    <w:p ns2:paraId="7ADAB195" ns2:textId="6B2EA1F7">
+    <w:p>
       <w:pPr>
-        <w:pStyle w:val="Descripcin"/>
+        <w:pStyle w:val="Caption"/>
         <w:jc w:val="center"/>
       </w:pPr>
-      <w:bookmarkStart w:id="9" w:name="_Toc233977246"/>
-      <w:bookmarkStart w:id="10" w:name="_Toc233977284"/>
+      <w:bookmarkStart w:id="5" w:name="_Toc233977246"/>
+      <w:bookmarkStart w:id="6" w:name="_Toc233977284"/>
       <w:r>
         <w:t xml:space="preserve">Tabla </w:t>
       </w:r>
@@ -935,20 +826,20 @@
       <w:r>
         <w:t xml:space="preserve"> Campos de entrada (inputs)</w:t>
       </w:r>
-      <w:bookmarkEnd w:id="9"/>
-      <w:bookmarkEnd w:id="10"/>
+      <w:bookmarkEnd w:id="5"/>
+      <w:bookmarkEnd w:id="6"/>
     </w:p>
-    <w:p ns2:paraId="2D75DAE3" ns2:textId="77777777"/>
-    <w:p ns2:paraId="1D5B0A63" ns2:textId="77777777">
+    <w:p/>
+    <w:p>
       <w:pPr>
-        <w:pStyle w:val="Ttulo1"/>
+        <w:pStyle w:val="Heading1"/>
         <w:jc w:val="left"/>
       </w:pPr>
-      <w:bookmarkStart w:id="11" w:name="_Toc233976911"/>
+      <w:bookmarkStart w:id="7" w:name="_Toc233976911"/>
       <w:r>
         <w:t>3. Qué me devuelve (salidas)</w:t>
       </w:r>
-      <w:bookmarkEnd w:id="11"/>
+      <w:bookmarkEnd w:id="7"/>
     </w:p>
     <w:tbl>
       <w:tblPr>
@@ -970,7 +861,7 @@
         <w:gridCol w:w="3510"/>
         <w:gridCol w:w="2633"/>
       </w:tblGrid>
-      <w:tr ns2:paraId="30598A3A" ns2:textId="77777777">
+      <w:tr>
         <w:trPr>
           <w:tblHeader/>
         </w:trPr>
@@ -991,7 +882,7 @@
               <w:right w:w="120" w:type="dxa"/>
             </w:tcMar>
           </w:tcPr>
-          <w:p ns2:paraId="48AA3C39" ns2:textId="77777777">
+          <w:p>
             <w:r>
               <w:rPr>
                 <w:b/>
@@ -1021,7 +912,7 @@
               <w:right w:w="120" w:type="dxa"/>
             </w:tcMar>
           </w:tcPr>
-          <w:p ns2:paraId="45D542C1" ns2:textId="77777777">
+          <w:p>
             <w:r>
               <w:rPr>
                 <w:b/>
@@ -1051,7 +942,7 @@
               <w:right w:w="120" w:type="dxa"/>
             </w:tcMar>
           </w:tcPr>
-          <w:p ns2:paraId="216EBD1B" ns2:textId="77777777">
+          <w:p>
             <w:r>
               <w:rPr>
                 <w:b/>
@@ -1065,7 +956,7 @@
           </w:p>
         </w:tc>
       </w:tr>
-      <w:tr ns2:paraId="0BD31A91" ns2:textId="77777777">
+      <w:tr>
         <w:tc>
           <w:tcPr>
             <w:tcW w:w="2200" w:type="dxa"/>
@@ -1083,9 +974,9 @@
               <w:right w:w="120" w:type="dxa"/>
             </w:tcMar>
           </w:tcPr>
-          <w:p ns2:paraId="2CD654FD" ns2:textId="77777777">
-            <w:r>
-              <w:t xml:space="preserve">Precio esperado</w:t>
+          <w:p>
+            <w:r>
+              <w:t>Precio esperado</w:t>
             </w:r>
           </w:p>
         </w:tc>
@@ -1106,9 +997,9 @@
               <w:right w:w="120" w:type="dxa"/>
             </w:tcMar>
           </w:tcPr>
-          <w:p ns2:paraId="35872DC0" ns2:textId="77777777">
-            <w:r>
-              <w:t xml:space="preserve">Precio medio estimado de la leche líquida (euros por litro) para cada comunidad y plazo.</w:t>
+          <w:p>
+            <w:r>
+              <w:t>Precio medio estimado de la leche líquida (euros por litro) para cada comunidad y plazo.</w:t>
             </w:r>
           </w:p>
         </w:tc>
@@ -1129,14 +1020,14 @@
               <w:right w:w="120" w:type="dxa"/>
             </w:tcMar>
           </w:tcPr>
-          <w:p ns2:paraId="1DF2EF4D" ns2:textId="77777777">
-            <w:r>
-              <w:t xml:space="preserve">Es una estimación: compárala siempre con el último precio conocido. Desde 2022 suele quedarse por debajo del precio real.</w:t>
+          <w:p>
+            <w:r>
+              <w:t>Es una estimación: compárala siempre con el último precio conocido. Desde 2022 suele quedarse por debajo del precio real.</w:t>
             </w:r>
           </w:p>
         </w:tc>
       </w:tr>
-      <w:tr ns2:paraId="0BD31A91" ns2:textId="77777777">
+      <w:tr>
         <w:tc>
           <w:tcPr>
             <w:tcW w:w="2200" w:type="dxa"/>
@@ -1154,9 +1045,9 @@
               <w:right w:w="120" w:type="dxa"/>
             </w:tcMar>
           </w:tcPr>
-          <w:p ns2:paraId="2CD654FD" ns2:textId="77777777">
-            <w:r>
-              <w:t xml:space="preserve">Último precio conocido y precio de hace un año</w:t>
+          <w:p>
+            <w:r>
+              <w:t>Último precio conocido y precio de hace un año</w:t>
             </w:r>
           </w:p>
         </w:tc>
@@ -1177,9 +1068,9 @@
               <w:right w:w="120" w:type="dxa"/>
             </w:tcMar>
           </w:tcPr>
-          <w:p ns2:paraId="35872DC0" ns2:textId="77777777">
-            <w:r>
-              <w:t xml:space="preserve">Las referencias que usa el sistema como punto de partida.</w:t>
+          <w:p>
+            <w:r>
+              <w:t>Las referencias que usa el sistema como punto de partida.</w:t>
             </w:r>
           </w:p>
         </w:tc>
@@ -1200,14 +1091,14 @@
               <w:right w:w="120" w:type="dxa"/>
             </w:tcMar>
           </w:tcPr>
-          <w:p ns2:paraId="1DF2EF4D" ns2:textId="77777777">
-            <w:r>
-              <w:t xml:space="preserve">Si el precio esperado se aleja más de un 5 % del último conocido, revísalo a mano.</w:t>
+          <w:p>
+            <w:r>
+              <w:t>Si el precio esperado se aleja más de un 5 % del último conocido, revísalo a mano.</w:t>
             </w:r>
           </w:p>
         </w:tc>
       </w:tr>
-      <w:tr ns2:paraId="0BD31A91" ns2:textId="77777777">
+      <w:tr>
         <w:tc>
           <w:tcPr>
             <w:tcW w:w="2200" w:type="dxa"/>
@@ -1225,9 +1116,9 @@
               <w:right w:w="120" w:type="dxa"/>
             </w:tcMar>
           </w:tcPr>
-          <w:p ns2:paraId="2CD654FD" ns2:textId="77777777">
-            <w:r>
-              <w:t xml:space="preserve">Antigüedad de los datos</w:t>
+          <w:p>
+            <w:r>
+              <w:t>Antigüedad de los datos</w:t>
             </w:r>
           </w:p>
         </w:tc>
@@ -1248,9 +1139,9 @@
               <w:right w:w="120" w:type="dxa"/>
             </w:tcMar>
           </w:tcPr>
-          <w:p ns2:paraId="35872DC0" ns2:textId="77777777">
-            <w:r>
-              <w:t xml:space="preserve">Último mes publicado por el Ministerio y por el mercado europeo, y cuántos meses han pasado.</w:t>
+          <w:p>
+            <w:r>
+              <w:t>Último mes publicado por el Ministerio y por el mercado europeo, y cuántos meses han pasado.</w:t>
             </w:r>
           </w:p>
         </w:tc>
@@ -1271,14 +1162,14 @@
               <w:right w:w="120" w:type="dxa"/>
             </w:tcMar>
           </w:tcPr>
-          <w:p ns2:paraId="1DF2EF4D" ns2:textId="77777777">
-            <w:r>
-              <w:t xml:space="preserve">Si los datos del Ministerio tienen más de 24 meses, el sistema te avisa: la fiabilidad baja.</w:t>
+          <w:p>
+            <w:r>
+              <w:t>Si los datos del Ministerio tienen más de 24 meses, el sistema te avisa: la fiabilidad baja.</w:t>
             </w:r>
           </w:p>
         </w:tc>
       </w:tr>
-      <w:tr ns2:paraId="0BD31A91" ns2:textId="77777777">
+      <w:tr>
         <w:tc>
           <w:tcPr>
             <w:tcW w:w="2200" w:type="dxa"/>
@@ -1296,9 +1187,9 @@
               <w:right w:w="120" w:type="dxa"/>
             </w:tcMar>
           </w:tcPr>
-          <w:p ns2:paraId="2CD654FD" ns2:textId="77777777">
-            <w:r>
-              <w:t xml:space="preserve">Avisos</w:t>
+          <w:p>
+            <w:r>
+              <w:t>Avisos</w:t>
             </w:r>
           </w:p>
         </w:tc>
@@ -1319,9 +1210,9 @@
               <w:right w:w="120" w:type="dxa"/>
             </w:tcMar>
           </w:tcPr>
-          <w:p ns2:paraId="35872DC0" ns2:textId="77777777">
-            <w:r>
-              <w:t xml:space="preserve">Mensajes sobre datos desactualizados o comunidades sin histórico suficiente.</w:t>
+          <w:p>
+            <w:r>
+              <w:t>Mensajes sobre datos desactualizados o comunidades sin histórico suficiente.</w:t>
             </w:r>
           </w:p>
         </w:tc>
@@ -1342,21 +1233,21 @@
               <w:right w:w="120" w:type="dxa"/>
             </w:tcMar>
           </w:tcPr>
-          <w:p ns2:paraId="1DF2EF4D" ns2:textId="77777777">
-            <w:r>
-              <w:t xml:space="preserve">Normalmente vacío; si aparece una comunidad omitida, no hay predicción para ella.</w:t>
+          <w:p>
+            <w:r>
+              <w:t>Normalmente vacío; si aparece una comunidad omitida, no hay predicción para ella.</w:t>
             </w:r>
           </w:p>
         </w:tc>
       </w:tr>
     </w:tbl>
-    <w:p ns2:paraId="550B7902" ns2:textId="22FA894B">
+    <w:p>
       <w:pPr>
-        <w:pStyle w:val="Descripcin"/>
+        <w:pStyle w:val="Caption"/>
         <w:jc w:val="center"/>
       </w:pPr>
-      <w:bookmarkStart w:id="12" w:name="_Toc233977247"/>
-      <w:bookmarkStart w:id="13" w:name="_Toc233977285"/>
+      <w:bookmarkStart w:id="8" w:name="_Toc233977247"/>
+      <w:bookmarkStart w:id="9" w:name="_Toc233977285"/>
       <w:r>
         <w:t xml:space="preserve">Tabla </w:t>
       </w:r>
@@ -1371,149 +1262,152 @@
       <w:r>
         <w:t xml:space="preserve"> Campos de salida (outputs)</w:t>
       </w:r>
-      <w:bookmarkEnd w:id="12"/>
-      <w:bookmarkEnd w:id="13"/>
+      <w:bookmarkEnd w:id="8"/>
+      <w:bookmarkEnd w:id="9"/>
     </w:p>
-    <w:p ns2:paraId="342E22E9" ns2:textId="77777777">
+    <w:p>
       <w:pPr>
-        <w:pStyle w:val="Ttulo1"/>
+        <w:pStyle w:val="Heading1"/>
         <w:jc w:val="left"/>
       </w:pPr>
-      <w:bookmarkStart w:id="14" w:name="_Toc233976912"/>
+      <w:bookmarkStart w:id="10" w:name="_Toc233976912"/>
       <w:r>
         <w:t>4. Cómo leo el resultado</w:t>
       </w:r>
-      <w:bookmarkEnd w:id="14"/>
+      <w:bookmarkEnd w:id="10"/>
     </w:p>
-    <w:p ns2:paraId="68FE0EAC" ns2:textId="77777777">
+    <w:p>
       <w:pPr>
         <w:jc w:val="both"/>
       </w:pPr>
       <w:r>
-        <w:t xml:space="preserve">Con datos hasta junio de 2026, para Castilla y León el último precio conocido es 0,95 EUR/l y el sistema devuelve 0,88 EUR/l a un mes. Esa diferencia no indica necesariamente una bajada real: desde 2022 el modelo tiende a quedarse por debajo del precio real (un 7-12 % a un mes en 2023-2026). Contrasta siempre la predicción con el último precio conocido.</w:t>
+        <w:t xml:space="preserve">Con datos hasta junio de 2026, para Castilla y León el último precio conocido es 0,95 EUR/l y el sistema devuelve 0,88 EUR/l a un mes. Esa diferencia no indica necesariamente una bajada real: desde 2022 el modelo tiende a quedarse por </w:t>
+      </w:r>
+      <w:r>
+        <w:lastRenderedPageBreak/>
+        <w:t>debajo del precio real (un 7-12 % a un mes en 2023-2026). Contrasta siempre la predicción con el último precio conocido.</w:t>
       </w:r>
     </w:p>
-    <w:p ns2:paraId="7585C801" ns2:textId="77777777">
+    <w:p>
       <w:pPr>
         <w:jc w:val="both"/>
       </w:pPr>
     </w:p>
-    <w:p ns2:paraId="2856C14E" ns2:textId="77777777">
+    <w:p>
       <w:pPr>
         <w:jc w:val="both"/>
       </w:pPr>
       <w:r>
-        <w:t xml:space="preserve">Con precios estables (evaluación de 2020) se equivoca de media un 2 % (unos 1,3 céntimos por litro). Con los precios actuales, más altos que los que conoció al entrenarse, el error medio sube al 9 % a un mes y al 15 % a tres o seis meses, casi siempre por debajo del precio real.</w:t>
+        <w:t>Con precios estables (evaluación de 2020) se equivoca de media un 2 % (unos 1,3 céntimos por litro). Con los precios actuales, más altos que los que conoció al entrenarse, el error medio sube al 9 % a un mes y al 15 % a tres o seis meses, casi siempre por debajo del precio real.</w:t>
       </w:r>
     </w:p>
-    <w:p ns2:paraId="23429964" ns2:textId="77777777"/>
-    <w:p ns2:paraId="4D0352D1" ns2:textId="77777777">
+    <w:p/>
+    <w:p>
       <w:pPr>
-        <w:pStyle w:val="Ttulo1"/>
+        <w:pStyle w:val="Heading1"/>
         <w:jc w:val="left"/>
       </w:pPr>
-      <w:bookmarkStart w:id="15" w:name="_Toc233976913"/>
+      <w:bookmarkStart w:id="11" w:name="_Toc233976913"/>
       <w:r>
         <w:t>5. Cuándo debo revisar manualmente</w:t>
       </w:r>
-      <w:bookmarkEnd w:id="15"/>
+      <w:bookmarkEnd w:id="11"/>
     </w:p>
-    <w:p ns2:paraId="2053022C" ns2:textId="77777777">
-      <w:r>
-        <w:t xml:space="preserve">•  Siempre que la predicción se aleje más de un 5 % del último precio conocido: desde 2022 suele deberse a la infraestimación del modelo, no a un cambio real del mercado.</w:t>
+    <w:p>
+      <w:r>
+        <w:t>•  Siempre que la predicción se aleje más de un 5 % del último precio conocido: desde 2022 suele deberse a la infraestimación del modelo, no a un cambio real del mercado.</w:t>
       </w:r>
     </w:p>
-    <w:p ns2:paraId="2053022C" ns2:textId="77777777">
-      <w:r>
-        <w:t xml:space="preserve">•  Predicciones a 3 y 6 meses con los precios actuales: en 2025-2026 su exactitud fue del 79,5 % a 3 meses (por debajo del objetivo del 80 %) y del 82 % a 6 meses.</w:t>
+    <w:p>
+      <w:r>
+        <w:t>•  Predicciones a 3 y 6 meses con los precios actuales: en 2025-2026 su exactitud fue del 79,5 % a 3 meses (por debajo del objetivo del 80 %) y del 82 % a 6 meses.</w:t>
       </w:r>
     </w:p>
-    <w:p ns2:paraId="2053022C" ns2:textId="77777777">
-      <w:r>
-        <w:t xml:space="preserve">•  Cuando el aviso de frescura indique que el dato del MAPA tiene más de 24 meses de antigüedad.</w:t>
+    <w:p>
+      <w:r>
+        <w:t>•  Cuando el aviso de frescura indique que el dato del MAPA tiene más de 24 meses de antigüedad.</w:t>
       </w:r>
     </w:p>
-    <w:p ns2:paraId="2053022C" ns2:textId="77777777">
-      <w:r>
-        <w:t xml:space="preserve">•  Cuando alguna comunidad aparezca como omitida por histórico insuficiente.</w:t>
+    <w:p>
+      <w:r>
+        <w:t>•  Cuando alguna comunidad aparezca como omitida por histórico insuficiente.</w:t>
       </w:r>
     </w:p>
-    <w:p ns2:paraId="2053022C" ns2:textId="77777777">
-      <w:r>
-        <w:t xml:space="preserve">•  Periodos de crisis de suministro, cambios fiscales o regulatorios, o subidas bruscas de costes energéticos o de materias primas.</w:t>
+    <w:p>
+      <w:r>
+        <w:t>•  Periodos de crisis de suministro, cambios fiscales o regulatorios, o subidas bruscas de costes energéticos o de materias primas.</w:t>
       </w:r>
     </w:p>
-    <w:p ns2:paraId="04A0CF39" ns2:textId="77777777"/>
-    <w:p ns2:paraId="283A7D53" ns2:textId="77777777">
+    <w:p/>
+    <w:p>
       <w:pPr>
-        <w:pStyle w:val="Ttulo1"/>
+        <w:pStyle w:val="Heading1"/>
         <w:jc w:val="left"/>
       </w:pPr>
-      <w:bookmarkStart w:id="16" w:name="_Toc233976914"/>
-      <w:r>
-        <w:lastRenderedPageBreak/>
+      <w:bookmarkStart w:id="12" w:name="_Toc233976914"/>
+      <w:r>
         <w:t>6. Qué no hace el modelo</w:t>
       </w:r>
-      <w:bookmarkEnd w:id="16"/>
+      <w:bookmarkEnd w:id="12"/>
     </w:p>
-    <w:p ns2:paraId="36E72011" ns2:textId="77777777">
-      <w:r>
-        <w:t xml:space="preserve">•  No predice otros productos lácteos (yogures, quesos, batidos): solo el precio medio de la leche líquida.</w:t>
+    <w:p>
+      <w:r>
+        <w:t>•  No predice otros productos lácteos (yogures, quesos, batidos): solo el precio medio de la leche líquida.</w:t>
       </w:r>
     </w:p>
-    <w:p ns2:paraId="36E72011" ns2:textId="77777777">
-      <w:r>
-        <w:t xml:space="preserve">•  No da predicciones para toda España, provincias, municipios ni puntos de venta: solo por comunidad autónoma.</w:t>
+    <w:p>
+      <w:r>
+        <w:t>•  No da predicciones para toda España, provincias, municipios ni puntos de venta: solo por comunidad autónoma.</w:t>
       </w:r>
     </w:p>
-    <w:p ns2:paraId="36E72011" ns2:textId="77777777">
-      <w:r>
-        <w:t xml:space="preserve">•  No predice a horizontes distintos de 1, 3 y 6 meses.</w:t>
+    <w:p>
+      <w:r>
+        <w:t>•  No predice a horizontes distintos de 1, 3 y 6 meses.</w:t>
       </w:r>
     </w:p>
-    <w:p ns2:paraId="36E72011" ns2:textId="77777777">
-      <w:r>
-        <w:t xml:space="preserve">•  No descarga por sí mismo los datos nuevos del MAPA ni del mercado europeo: hay que actualizarlos.</w:t>
+    <w:p>
+      <w:r>
+        <w:t>•  No descarga por sí mismo los datos nuevos del MAPA ni del mercado europeo: hay que actualizarlos.</w:t>
       </w:r>
     </w:p>
-    <w:p ns2:paraId="36E72011" ns2:textId="77777777">
-      <w:r>
-        <w:t xml:space="preserve">•  No sustituye el criterio del equipo de compras ni el conocimiento del mercado.</w:t>
+    <w:p>
+      <w:r>
+        <w:t>•  No sustituye el criterio del equipo de compras ni el conocimiento del mercado.</w:t>
       </w:r>
     </w:p>
-    <w:p ns2:paraId="36E72011" ns2:textId="77777777">
-      <w:r>
-        <w:t xml:space="preserve">•  No reemplaza el modelo base al reentrenar: el modelo reentrenado solo se usa si se indica expresamente.</w:t>
+    <w:p>
+      <w:r>
+        <w:t>•  No reemplaza el modelo base al reentrenar: el modelo reentrenado solo se usa si se indica expresamente.</w:t>
       </w:r>
     </w:p>
-    <w:p ns2:paraId="3A0ADEDC" ns2:textId="77777777"/>
-    <w:p ns2:paraId="4E1464CE" ns2:textId="77777777">
+    <w:p/>
+    <w:p>
       <w:pPr>
-        <w:pStyle w:val="Ttulo1"/>
+        <w:pStyle w:val="Heading1"/>
         <w:jc w:val="left"/>
       </w:pPr>
-      <w:bookmarkStart w:id="17" w:name="_Toc233976915"/>
+      <w:bookmarkStart w:id="13" w:name="_Toc233976915"/>
       <w:r>
         <w:t>7. Puede equivocarse</w:t>
       </w:r>
-      <w:bookmarkEnd w:id="17"/>
+      <w:bookmarkEnd w:id="13"/>
     </w:p>
-    <w:p ns2:paraId="7F6C063A" ns2:textId="77777777">
-      <w:r>
-        <w:t xml:space="preserve">Sí. En la evaluación oficial de 2020 acertaba con un error medio del 2 % y mejoraba ligeramente a repetir el último precio. Pero desde la subida de precios de 2022 se equivoca bastante más (error medio del 9 al 15 %), casi siempre por debajo del precio real, y en ese periodo repetir el último precio conocido habría sido más preciso. Úsalo como una referencia más para la decisión, nunca como garantía, y contrástalo con el último precio publicado.</w:t>
+    <w:p>
+      <w:r>
+        <w:t>Sí. En la evaluación oficial de 2020 acertaba con un error medio del 2 % y mejoraba ligeramente a repetir el último precio. Pero desde la subida de precios de 2022 se equivoca bastante más (error medio del 9 al 15 %), casi siempre por debajo del precio real, y en ese periodo repetir el último precio conocido habría sido más preciso. Úsalo como una referencia más para la decisión, nunca como garantía, y contrástalo con el último precio publicado.</w:t>
       </w:r>
     </w:p>
-    <w:p ns2:paraId="6E37E5A4" ns2:textId="77777777"/>
-    <w:p ns2:paraId="7171A71B" ns2:textId="77777777">
+    <w:p/>
+    <w:p>
       <w:pPr>
-        <w:pStyle w:val="Ttulo1"/>
+        <w:pStyle w:val="Heading1"/>
         <w:jc w:val="left"/>
       </w:pPr>
-      <w:bookmarkStart w:id="18" w:name="_Toc233976916"/>
-      <w:r>
-        <w:t xml:space="preserve">8. KPIs del modelo</w:t>
-      </w:r>
-      <w:bookmarkEnd w:id="18"/>
+      <w:bookmarkStart w:id="14" w:name="_Toc233976916"/>
+      <w:r>
+        <w:t>8. KPIs del modelo</w:t>
+      </w:r>
+      <w:bookmarkEnd w:id="14"/>
     </w:p>
     <w:tbl>
       <w:tblPr>
@@ -1535,7 +1429,7 @@
         <w:gridCol w:w="3280"/>
         <w:gridCol w:w="3280"/>
       </w:tblGrid>
-      <w:tr ns2:paraId="722801F3" ns2:textId="77777777">
+      <w:tr>
         <w:trPr>
           <w:tblHeader/>
         </w:trPr>
@@ -1556,7 +1450,7 @@
               <w:right w:w="120" w:type="dxa"/>
             </w:tcMar>
           </w:tcPr>
-          <w:p ns2:paraId="3024B19E" ns2:textId="77777777">
+          <w:p>
             <w:r>
               <w:rPr>
                 <w:b/>
@@ -1586,7 +1480,7 @@
               <w:right w:w="120" w:type="dxa"/>
             </w:tcMar>
           </w:tcPr>
-          <w:p ns2:paraId="0ABEC927" ns2:textId="77777777">
+          <w:p>
             <w:r>
               <w:rPr>
                 <w:b/>
@@ -1616,7 +1510,7 @@
               <w:right w:w="120" w:type="dxa"/>
             </w:tcMar>
           </w:tcPr>
-          <w:p ns2:paraId="54378CF9" ns2:textId="77777777">
+          <w:p>
             <w:r>
               <w:rPr>
                 <w:b/>
@@ -1630,7 +1524,7 @@
           </w:p>
         </w:tc>
       </w:tr>
-      <w:tr ns2:paraId="5DE6C9F2" ns2:textId="77777777">
+      <w:tr>
         <w:tc>
           <w:tcPr>
             <w:tcW w:w="2800" w:type="dxa"/>
@@ -1648,9 +1542,9 @@
               <w:right w:w="120" w:type="dxa"/>
             </w:tcMar>
           </w:tcPr>
-          <w:p ns2:paraId="1D8670CB" ns2:textId="77777777">
-            <w:r>
-              <w:t xml:space="preserve">Exactitud de la predicción (100 - error porcentual medio)</w:t>
+          <w:p>
+            <w:r>
+              <w:t>Exactitud de la predicción (100 - error porcentual medio)</w:t>
             </w:r>
           </w:p>
         </w:tc>
@@ -1671,9 +1565,9 @@
               <w:right w:w="120" w:type="dxa"/>
             </w:tcMar>
           </w:tcPr>
-          <w:p ns2:paraId="49A1DCB5" ns2:textId="77777777">
-            <w:r>
-              <w:t xml:space="preserve">&gt;= 80 % (caso de uso CU12)</w:t>
+          <w:p>
+            <w:r>
+              <w:t>&gt;= 80 % (caso de uso CU12)</w:t>
             </w:r>
           </w:p>
         </w:tc>
@@ -1694,14 +1588,14 @@
               <w:right w:w="120" w:type="dxa"/>
             </w:tcMar>
           </w:tcPr>
-          <w:p ns2:paraId="619CF819" ns2:textId="77777777">
-            <w:r>
-              <w:t xml:space="preserve">Cumple con holgura en la evaluación oficial de 2020 (98,1 / 98,0 / 98,0 % a 1, 3 y 6 meses). Con datos reales 2021-2026: 91,0 / 85,3 / 85,6 %; en 2025-2026 a 3 meses baja al 79,5 %, por debajo del umbral (validación pendiente con el equipo de IA).</w:t>
+          <w:p>
+            <w:r>
+              <w:t>Cumple con holgura en la evaluación oficial de 2020 (98,1 / 98,0 / 98,0 % a 1, 3 y 6 meses). Con datos reales 2021-2026: 91,0 / 85,3 / 85,6 %; en 2025-2026 a 3 meses baja al 79,5 %, por debajo del umbral (validación pendiente con el equipo de IA).</w:t>
             </w:r>
           </w:p>
         </w:tc>
       </w:tr>
-      <w:tr ns2:paraId="5DE6C9F2" ns2:textId="77777777">
+      <w:tr>
         <w:tc>
           <w:tcPr>
             <w:tcW w:w="2800" w:type="dxa"/>
@@ -1719,9 +1613,9 @@
               <w:right w:w="120" w:type="dxa"/>
             </w:tcMar>
           </w:tcPr>
-          <w:p ns2:paraId="1D8670CB" ns2:textId="77777777">
-            <w:r>
-              <w:t xml:space="preserve">Mejorar a la referencia temporal simple</w:t>
+          <w:p>
+            <w:r>
+              <w:t>Mejorar a la referencia temporal simple</w:t>
             </w:r>
           </w:p>
         </w:tc>
@@ -1742,9 +1636,9 @@
               <w:right w:w="120" w:type="dxa"/>
             </w:tcMar>
           </w:tcPr>
-          <w:p ns2:paraId="49A1DCB5" ns2:textId="77777777">
-            <w:r>
-              <w:t xml:space="preserve">Error menor que el de la referencia en los 3 horizontes</w:t>
+          <w:p>
+            <w:r>
+              <w:t>Error menor que el de la referencia en los 3 horizontes</w:t>
             </w:r>
           </w:p>
         </w:tc>
@@ -1765,14 +1659,14 @@
               <w:right w:w="120" w:type="dxa"/>
             </w:tcMar>
           </w:tcPr>
-          <w:p ns2:paraId="619CF819" ns2:textId="77777777">
-            <w:r>
-              <w:t xml:space="preserve">Cumple en 2020. Desde 2022 no mejora a repetir el último precio conocido.</w:t>
+          <w:p>
+            <w:r>
+              <w:t>Cumple en 2020. Desde 2022 no mejora a repetir el último precio conocido.</w:t>
             </w:r>
           </w:p>
         </w:tc>
       </w:tr>
-      <w:tr ns2:paraId="5DE6C9F2" ns2:textId="77777777">
+      <w:tr>
         <w:tc>
           <w:tcPr>
             <w:tcW w:w="2800" w:type="dxa"/>
@@ -1790,9 +1684,9 @@
               <w:right w:w="120" w:type="dxa"/>
             </w:tcMar>
           </w:tcPr>
-          <w:p ns2:paraId="1D8670CB" ns2:textId="77777777">
-            <w:r>
-              <w:t xml:space="preserve">Señal de revisión del modelo (propuesta de la memoria)</w:t>
+          <w:p>
+            <w:r>
+              <w:t>Señal de revisión del modelo (propuesta de la memoria)</w:t>
             </w:r>
           </w:p>
         </w:tc>
@@ -1813,9 +1707,9 @@
               <w:right w:w="120" w:type="dxa"/>
             </w:tcMar>
           </w:tcPr>
-          <w:p ns2:paraId="49A1DCB5" ns2:textId="77777777">
-            <w:r>
-              <w:t xml:space="preserve">Error &gt; 5 % durante 6 meses seguidos en algún horizonte</w:t>
+          <w:p>
+            <w:r>
+              <w:t>Error &gt; 5 % durante 6 meses seguidos en algún horizonte</w:t>
             </w:r>
           </w:p>
         </w:tc>
@@ -1836,21 +1730,21 @@
               <w:right w:w="120" w:type="dxa"/>
             </w:tcMar>
           </w:tcPr>
-          <w:p ns2:paraId="619CF819" ns2:textId="77777777">
-            <w:r>
-              <w:t xml:space="preserve">Con datos reales se habría activado ya en 2022 (junio a 3 y 6 meses, diciembre a 1 mes) y sigue activa: corresponde revisar o reentrenar el modelo.</w:t>
+          <w:p>
+            <w:r>
+              <w:t>Con datos reales se habría activado ya en 2022 (junio a 3 y 6 meses, diciembre a 1 mes) y sigue activa: corresponde revisar o reentrenar el modelo.</w:t>
             </w:r>
           </w:p>
         </w:tc>
       </w:tr>
     </w:tbl>
-    <w:p ns2:paraId="45F4C421" ns2:textId="79EF27F4">
+    <w:p>
       <w:pPr>
-        <w:pStyle w:val="Descripcin"/>
+        <w:pStyle w:val="Caption"/>
         <w:jc w:val="center"/>
       </w:pPr>
-      <w:bookmarkStart w:id="19" w:name="_Toc233977248"/>
-      <w:bookmarkStart w:id="20" w:name="_Toc233977286"/>
+      <w:bookmarkStart w:id="15" w:name="_Toc233977248"/>
+      <w:bookmarkStart w:id="16" w:name="_Toc233977286"/>
       <w:r>
         <w:t xml:space="preserve">Tabla </w:t>
       </w:r>
@@ -1865,20 +1759,19 @@
       <w:r>
         <w:t xml:space="preserve"> KPIs del modelo</w:t>
       </w:r>
-      <w:bookmarkEnd w:id="19"/>
-      <w:bookmarkEnd w:id="20"/>
+      <w:bookmarkEnd w:id="15"/>
+      <w:bookmarkEnd w:id="16"/>
     </w:p>
-    <w:p ns2:paraId="5A151328" ns2:textId="77777777">
+    <w:p>
       <w:pPr>
-        <w:pStyle w:val="Ttulo1"/>
+        <w:pStyle w:val="Heading1"/>
         <w:jc w:val="left"/>
       </w:pPr>
-      <w:bookmarkStart w:id="21" w:name="_Toc233976917"/>
-      <w:r>
-        <w:lastRenderedPageBreak/>
+      <w:bookmarkStart w:id="17" w:name="_Toc233976917"/>
+      <w:r>
         <w:t>9. Limitaciones conocidas</w:t>
       </w:r>
-      <w:bookmarkEnd w:id="21"/>
+      <w:bookmarkEnd w:id="17"/>
     </w:p>
     <w:tbl>
       <w:tblPr>
@@ -1899,7 +1792,7 @@
         <w:gridCol w:w="3120"/>
         <w:gridCol w:w="6240"/>
       </w:tblGrid>
-      <w:tr ns2:paraId="1F18AF22" ns2:textId="77777777">
+      <w:tr>
         <w:trPr>
           <w:tblHeader/>
         </w:trPr>
@@ -1920,7 +1813,7 @@
               <w:right w:w="120" w:type="dxa"/>
             </w:tcMar>
           </w:tcPr>
-          <w:p ns2:paraId="758CD852" ns2:textId="77777777">
+          <w:p>
             <w:r>
               <w:rPr>
                 <w:b/>
@@ -1950,7 +1843,7 @@
               <w:right w:w="120" w:type="dxa"/>
             </w:tcMar>
           </w:tcPr>
-          <w:p ns2:paraId="3753A61E" ns2:textId="77777777">
+          <w:p>
             <w:r>
               <w:rPr>
                 <w:b/>
@@ -1964,7 +1857,7 @@
           </w:p>
         </w:tc>
       </w:tr>
-      <w:tr ns2:paraId="51FCD1DF" ns2:textId="77777777">
+      <w:tr>
         <w:tc>
           <w:tcPr>
             <w:tcW w:w="3120" w:type="dxa"/>
@@ -1982,9 +1875,9 @@
               <w:right w:w="120" w:type="dxa"/>
             </w:tcMar>
           </w:tcPr>
-          <w:p ns2:paraId="4308B354" ns2:textId="77777777">
-            <w:r>
-              <w:t xml:space="preserve">Se queda corto con los precios actuales</w:t>
+          <w:p>
+            <w:r>
+              <w:t>Se queda corto con los precios actuales</w:t>
             </w:r>
           </w:p>
         </w:tc>
@@ -2005,14 +1898,18 @@
               <w:right w:w="120" w:type="dxa"/>
             </w:tcMar>
           </w:tcPr>
-          <w:p ns2:paraId="3FD46393" ns2:textId="77777777">
-            <w:r>
-              <w:t xml:space="preserve">Aprendió con precios de 1999 a 2020. Con la subida de precios desde 2022 tiende a predecir por debajo del precio real (entre un 7 % y un 19 %). Hasta que el equipo de IA lo reentrene con datos recientes, toma sus cifras como orientativas.</w:t>
+          <w:p>
+            <w:r>
+              <w:t xml:space="preserve">Aprendió con precios de 1999 a 2020. Con la subida de precios desde 2022 tiende a predecir por debajo del </w:t>
+            </w:r>
+            <w:r>
+              <w:lastRenderedPageBreak/>
+              <w:t>precio real (entre un 7 % y un 19 %). Hasta que el equipo de IA lo reentrene con datos recientes, toma sus cifras como orientativas.</w:t>
             </w:r>
           </w:p>
         </w:tc>
       </w:tr>
-      <w:tr ns2:paraId="51FCD1DF" ns2:textId="77777777">
+      <w:tr>
         <w:tc>
           <w:tcPr>
             <w:tcW w:w="3120" w:type="dxa"/>
@@ -2030,9 +1927,10 @@
               <w:right w:w="120" w:type="dxa"/>
             </w:tcMar>
           </w:tcPr>
-          <w:p ns2:paraId="4308B354" ns2:textId="77777777">
-            <w:r>
-              <w:t xml:space="preserve">Fecha objetivo pendiente de aclarar</w:t>
+          <w:p>
+            <w:r>
+              <w:lastRenderedPageBreak/>
+              <w:t>Fecha objetivo pendiente de aclarar</w:t>
             </w:r>
           </w:p>
         </w:tc>
@@ -2053,14 +1951,14 @@
               <w:right w:w="120" w:type="dxa"/>
             </w:tcMar>
           </w:tcPr>
-          <w:p ns2:paraId="3FD46393" ns2:textId="77777777">
-            <w:r>
-              <w:t xml:space="preserve">El mes al que se refiere cada predicción está pendiente de confirmar con el equipo de IA (puede corresponder a un mes posterior al indicado). Validación pendiente antes de usarlo para decisiones con fecha cerrada.</w:t>
+          <w:p>
+            <w:r>
+              <w:t>El mes al que se refiere cada predicción está pendiente de confirmar con el equipo de IA (puede corresponder a un mes posterior al indicado). Validación pendiente antes de usarlo para decisiones con fecha cerrada.</w:t>
             </w:r>
           </w:p>
         </w:tc>
       </w:tr>
-      <w:tr ns2:paraId="51FCD1DF" ns2:textId="77777777">
+      <w:tr>
         <w:tc>
           <w:tcPr>
             <w:tcW w:w="3120" w:type="dxa"/>
@@ -2078,9 +1976,9 @@
               <w:right w:w="120" w:type="dxa"/>
             </w:tcMar>
           </w:tcPr>
-          <w:p ns2:paraId="4308B354" ns2:textId="77777777">
-            <w:r>
-              <w:t xml:space="preserve">Datos que hay que mantener al día</w:t>
+          <w:p>
+            <w:r>
+              <w:t>Datos que hay que mantener al día</w:t>
             </w:r>
           </w:p>
         </w:tc>
@@ -2101,14 +1999,14 @@
               <w:right w:w="120" w:type="dxa"/>
             </w:tcMar>
           </w:tcPr>
-          <w:p ns2:paraId="3FD46393" ns2:textId="77777777">
-            <w:r>
-              <w:t xml:space="preserve">El sistema no descarga solo los datos nuevos del Ministerio ni del mercado europeo: alguien tiene que actualizarlos para que las predicciones partan de lo último publicado.</w:t>
+          <w:p>
+            <w:r>
+              <w:t>El sistema no descarga solo los datos nuevos del Ministerio ni del mercado europeo: alguien tiene que actualizarlos para que las predicciones partan de lo último publicado.</w:t>
             </w:r>
           </w:p>
         </w:tc>
       </w:tr>
-      <w:tr ns2:paraId="51FCD1DF" ns2:textId="77777777">
+      <w:tr>
         <w:tc>
           <w:tcPr>
             <w:tcW w:w="3120" w:type="dxa"/>
@@ -2126,9 +2024,9 @@
               <w:right w:w="120" w:type="dxa"/>
             </w:tcMar>
           </w:tcPr>
-          <w:p ns2:paraId="4308B354" ns2:textId="77777777">
-            <w:r>
-              <w:t xml:space="preserve">Cambio de metodología del Ministerio en 2021</w:t>
+          <w:p>
+            <w:r>
+              <w:t>Cambio de metodología del Ministerio en 2021</w:t>
             </w:r>
           </w:p>
         </w:tc>
@@ -2149,14 +2047,14 @@
               <w:right w:w="120" w:type="dxa"/>
             </w:tcMar>
           </w:tcPr>
-          <w:p ns2:paraId="3FD46393" ns2:textId="77777777">
-            <w:r>
-              <w:t xml:space="preserve">Los datos recientes se elaboran con otra base estadística que los usados para entrenar; puede afectar a la comparación.</w:t>
+          <w:p>
+            <w:r>
+              <w:t>Los datos recientes se elaboran con otra base estadística que los usados para entrenar; puede afectar a la comparación.</w:t>
             </w:r>
           </w:p>
         </w:tc>
       </w:tr>
-      <w:tr ns2:paraId="51FCD1DF" ns2:textId="77777777">
+      <w:tr>
         <w:tc>
           <w:tcPr>
             <w:tcW w:w="3120" w:type="dxa"/>
@@ -2174,9 +2072,9 @@
               <w:right w:w="120" w:type="dxa"/>
             </w:tcMar>
           </w:tcPr>
-          <w:p ns2:paraId="4308B354" ns2:textId="77777777">
-            <w:r>
-              <w:t xml:space="preserve">Solo leche líquida, por comunidad, a 1, 3 o 6 meses</w:t>
+          <w:p>
+            <w:r>
+              <w:t>Solo leche líquida, por comunidad, a 1, 3 o 6 meses</w:t>
             </w:r>
           </w:p>
         </w:tc>
@@ -2197,21 +2095,21 @@
               <w:right w:w="120" w:type="dxa"/>
             </w:tcMar>
           </w:tcPr>
-          <w:p ns2:paraId="3FD46393" ns2:textId="77777777">
-            <w:r>
-              <w:t xml:space="preserve">No sirve para otros productos lácteos, para provincias o puntos de venta, ni para otros plazos.</w:t>
+          <w:p>
+            <w:r>
+              <w:t>No sirve para otros productos lácteos, para provincias o puntos de venta, ni para otros plazos.</w:t>
             </w:r>
           </w:p>
         </w:tc>
       </w:tr>
     </w:tbl>
-    <w:p ns2:paraId="1FA4B2C9" ns2:textId="4B35F67D">
+    <w:p>
       <w:pPr>
-        <w:pStyle w:val="Descripcin"/>
+        <w:pStyle w:val="Caption"/>
         <w:jc w:val="center"/>
       </w:pPr>
-      <w:bookmarkStart w:id="22" w:name="_Toc233977249"/>
-      <w:bookmarkStart w:id="23" w:name="_Toc233977287"/>
+      <w:bookmarkStart w:id="18" w:name="_Toc233977249"/>
+      <w:bookmarkStart w:id="19" w:name="_Toc233977287"/>
       <w:r>
         <w:t xml:space="preserve">Tabla </w:t>
       </w:r>
@@ -2226,18 +2124,18 @@
       <w:r>
         <w:t xml:space="preserve"> Limitaciones conocidas</w:t>
       </w:r>
-      <w:bookmarkEnd w:id="22"/>
-      <w:bookmarkEnd w:id="23"/>
+      <w:bookmarkEnd w:id="18"/>
+      <w:bookmarkEnd w:id="19"/>
     </w:p>
-    <w:p ns2:paraId="0C6B9E4B" ns2:textId="77777777">
+    <w:p>
       <w:pPr>
         <w:rPr>
           <w:rFonts w:ascii="Liberation sans narrow regular" w:eastAsia="Liberation sans narrow regular" w:hAnsi="Liberation sans narrow regular" w:cs="Liberation sans narrow regular"/>
         </w:rPr>
       </w:pPr>
     </w:p>
-    <w:p ns2:paraId="17A44B7C" ns2:textId="77777777"/>
-    <w:p ns2:paraId="14F09C48" ns2:textId="77777777">
+    <w:p/>
+    <w:p>
       <w:pPr>
         <w:tabs>
           <w:tab w:val="left" w:pos="-142"/>
@@ -2249,10 +2147,10 @@
       </w:pPr>
     </w:p>
     <w:sectPr>
-      <w:headerReference w:type="even" ns7:id="rId12"/>
-      <w:headerReference w:type="default" ns7:id="rId13"/>
-      <w:footerReference w:type="default" ns7:id="rId14"/>
-      <w:footerReference w:type="first" ns7:id="rId15"/>
+      <w:headerReference w:type="even" r:id="rId12"/>
+      <w:headerReference w:type="default" r:id="rId13"/>
+      <w:footerReference w:type="default" r:id="rId14"/>
+      <w:footerReference w:type="first" r:id="rId15"/>
       <w:pgSz w:w="11906" w:h="16838"/>
       <w:pgMar w:top="1417" w:right="1701" w:bottom="1417" w:left="1701" w:header="708" w:footer="708" w:gutter="0"/>
       <w:pgNumType w:start="1"/>
@@ -3005,7 +2903,7 @@
         <w:noProof/>
         <w:color w:val="000000"/>
       </w:rPr>
-      <w:t xml:space="preserve">2</w:t>
+      <w:t>2</w:t>
     </w:r>
     <w:r>
       <w:rPr>
@@ -3027,7 +2925,7 @@
         <w:rFonts w:ascii="Liberalisation sans narrow" w:eastAsia="Liberalisation sans narrow" w:hAnsi="Liberalisation sans narrow" w:cs="Liberalisation sans narrow"/>
         <w:color w:val="000000"/>
       </w:rPr>
-      <w:t xml:space="preserve">dairy-spatial-price-forecast</w:t>
+      <w:t>dairy-spatial-price-forecast</w:t>
     </w:r>
     <w:proofErr w:type="spellEnd"/>
     <w:r>
@@ -3583,11 +3481,11 @@
     <w:name w:val="Normal"/>
     <w:qFormat/>
   </w:style>
-  <w:style w:type="paragraph" w:styleId="Ttulo1">
+  <w:style w:type="paragraph" w:styleId="Heading1">
     <w:name w:val="heading 1"/>
     <w:basedOn w:val="Normal"/>
     <w:next w:val="Normal"/>
-    <w:link w:val="Ttulo1Car"/>
+    <w:link w:val="Heading1Char"/>
     <w:uiPriority w:val="9"/>
     <w:qFormat/>
     <w:pPr>
@@ -3605,11 +3503,11 @@
       <w:szCs w:val="36"/>
     </w:rPr>
   </w:style>
-  <w:style w:type="paragraph" w:styleId="Ttulo2">
+  <w:style w:type="paragraph" w:styleId="Heading2">
     <w:name w:val="heading 2"/>
     <w:basedOn w:val="Normal"/>
     <w:next w:val="Normal"/>
-    <w:link w:val="Ttulo2Car"/>
+    <w:link w:val="Heading2Char"/>
     <w:uiPriority w:val="9"/>
     <w:semiHidden/>
     <w:unhideWhenUsed/>
@@ -3628,11 +3526,11 @@
       <w:szCs w:val="32"/>
     </w:rPr>
   </w:style>
-  <w:style w:type="paragraph" w:styleId="Ttulo3">
+  <w:style w:type="paragraph" w:styleId="Heading3">
     <w:name w:val="heading 3"/>
     <w:basedOn w:val="Normal"/>
     <w:next w:val="Normal"/>
-    <w:link w:val="Ttulo3Car"/>
+    <w:link w:val="Heading3Char"/>
     <w:uiPriority w:val="9"/>
     <w:semiHidden/>
     <w:unhideWhenUsed/>
@@ -3651,11 +3549,11 @@
       <w:szCs w:val="28"/>
     </w:rPr>
   </w:style>
-  <w:style w:type="paragraph" w:styleId="Ttulo4">
+  <w:style w:type="paragraph" w:styleId="Heading4">
     <w:name w:val="heading 4"/>
     <w:basedOn w:val="Normal"/>
     <w:next w:val="Normal"/>
-    <w:link w:val="Ttulo4Car"/>
+    <w:link w:val="Heading4Char"/>
     <w:uiPriority w:val="9"/>
     <w:semiHidden/>
     <w:unhideWhenUsed/>
@@ -3674,11 +3572,11 @@
       <w:szCs w:val="24"/>
     </w:rPr>
   </w:style>
-  <w:style w:type="paragraph" w:styleId="Ttulo5">
+  <w:style w:type="paragraph" w:styleId="Heading5">
     <w:name w:val="heading 5"/>
     <w:basedOn w:val="Normal"/>
     <w:next w:val="Normal"/>
-    <w:link w:val="Ttulo5Car"/>
+    <w:link w:val="Heading5Char"/>
     <w:uiPriority w:val="9"/>
     <w:semiHidden/>
     <w:unhideWhenUsed/>
@@ -3696,11 +3594,11 @@
       <w:color w:val="284546"/>
     </w:rPr>
   </w:style>
-  <w:style w:type="paragraph" w:styleId="Ttulo6">
+  <w:style w:type="paragraph" w:styleId="Heading6">
     <w:name w:val="heading 6"/>
     <w:basedOn w:val="Normal"/>
     <w:next w:val="Normal"/>
-    <w:link w:val="Ttulo6Car"/>
+    <w:link w:val="Heading6Char"/>
     <w:uiPriority w:val="9"/>
     <w:semiHidden/>
     <w:unhideWhenUsed/>
@@ -3720,11 +3618,11 @@
       <w:color w:val="1B2E2F"/>
     </w:rPr>
   </w:style>
-  <w:style w:type="paragraph" w:styleId="Ttulo7">
+  <w:style w:type="paragraph" w:styleId="Heading7">
     <w:name w:val="heading 7"/>
     <w:basedOn w:val="Normal"/>
     <w:next w:val="Normal"/>
-    <w:link w:val="Ttulo7Car"/>
+    <w:link w:val="Heading7Char"/>
     <w:uiPriority w:val="9"/>
     <w:unhideWhenUsed/>
     <w:qFormat/>
@@ -3742,11 +3640,11 @@
       <w:color w:val="1B2E2E" w:themeColor="accent1" w:themeShade="80"/>
     </w:rPr>
   </w:style>
-  <w:style w:type="paragraph" w:styleId="Ttulo8">
+  <w:style w:type="paragraph" w:styleId="Heading8">
     <w:name w:val="heading 8"/>
     <w:basedOn w:val="Normal"/>
     <w:next w:val="Normal"/>
-    <w:link w:val="Ttulo8Car"/>
+    <w:link w:val="Heading8Char"/>
     <w:uiPriority w:val="9"/>
     <w:unhideWhenUsed/>
     <w:qFormat/>
@@ -3766,11 +3664,11 @@
       <w:color w:val="1B2E2E" w:themeColor="accent1" w:themeShade="80"/>
     </w:rPr>
   </w:style>
-  <w:style w:type="paragraph" w:styleId="Ttulo9">
+  <w:style w:type="paragraph" w:styleId="Heading9">
     <w:name w:val="heading 9"/>
     <w:basedOn w:val="Normal"/>
     <w:next w:val="Normal"/>
-    <w:link w:val="Ttulo9Car"/>
+    <w:link w:val="Heading9Char"/>
     <w:uiPriority w:val="9"/>
     <w:semiHidden/>
     <w:unhideWhenUsed/>
@@ -3789,13 +3687,13 @@
       <w:color w:val="1B2E2E" w:themeColor="accent1" w:themeShade="80"/>
     </w:rPr>
   </w:style>
-  <w:style w:type="character" w:default="1" w:styleId="Fuentedeprrafopredeter">
+  <w:style w:type="character" w:default="1" w:styleId="DefaultParagraphFont">
     <w:name w:val="Default Paragraph Font"/>
     <w:uiPriority w:val="1"/>
     <w:semiHidden/>
     <w:unhideWhenUsed/>
   </w:style>
-  <w:style w:type="table" w:default="1" w:styleId="Tablanormal">
+  <w:style w:type="table" w:default="1" w:styleId="TableNormal">
     <w:name w:val="Normal Table"/>
     <w:uiPriority w:val="99"/>
     <w:semiHidden/>
@@ -3810,13 +3708,13 @@
       </w:tblCellMar>
     </w:tblPr>
   </w:style>
-  <w:style w:type="numbering" w:default="1" w:styleId="Sinlista">
+  <w:style w:type="numbering" w:default="1" w:styleId="NoList">
     <w:name w:val="No List"/>
     <w:uiPriority w:val="99"/>
     <w:semiHidden/>
     <w:unhideWhenUsed/>
   </w:style>
-  <w:style w:type="table" w:customStyle="1" w:styleId="TableNormal">
+  <w:style w:type="table" w:customStyle="1" w:styleId="TableNormal0">
     <w:name w:val="TableNormal"/>
     <w:tblPr>
       <w:tblCellMar>
@@ -3827,11 +3725,11 @@
       </w:tblCellMar>
     </w:tblPr>
   </w:style>
-  <w:style w:type="paragraph" w:styleId="Ttulo">
+  <w:style w:type="paragraph" w:styleId="Title">
     <w:name w:val="Title"/>
     <w:basedOn w:val="Normal"/>
     <w:next w:val="Normal"/>
-    <w:link w:val="TtuloCar"/>
+    <w:link w:val="TitleChar"/>
     <w:uiPriority w:val="10"/>
     <w:qFormat/>
     <w:pPr>
@@ -3846,10 +3744,10 @@
       <w:szCs w:val="72"/>
     </w:rPr>
   </w:style>
-  <w:style w:type="character" w:customStyle="1" w:styleId="Ttulo1Car">
-    <w:name w:val="Título 1 Car"/>
-    <w:basedOn w:val="Fuentedeprrafopredeter"/>
-    <w:link w:val="Ttulo1"/>
+  <w:style w:type="character" w:customStyle="1" w:styleId="Heading1Char">
+    <w:name w:val="Heading 1 Char"/>
+    <w:basedOn w:val="DefaultParagraphFont"/>
+    <w:link w:val="Heading1"/>
     <w:uiPriority w:val="9"/>
     <w:rsid w:val="00AB39A2"/>
     <w:rPr>
@@ -3859,10 +3757,10 @@
       <w:szCs w:val="36"/>
     </w:rPr>
   </w:style>
-  <w:style w:type="character" w:customStyle="1" w:styleId="Ttulo2Car">
-    <w:name w:val="Título 2 Car"/>
-    <w:basedOn w:val="Fuentedeprrafopredeter"/>
-    <w:link w:val="Ttulo2"/>
+  <w:style w:type="character" w:customStyle="1" w:styleId="Heading2Char">
+    <w:name w:val="Heading 2 Char"/>
+    <w:basedOn w:val="DefaultParagraphFont"/>
+    <w:link w:val="Heading2"/>
     <w:uiPriority w:val="9"/>
     <w:rsid w:val="00AB39A2"/>
     <w:rPr>
@@ -3872,10 +3770,10 @@
       <w:szCs w:val="32"/>
     </w:rPr>
   </w:style>
-  <w:style w:type="character" w:customStyle="1" w:styleId="Ttulo3Car">
-    <w:name w:val="Título 3 Car"/>
-    <w:basedOn w:val="Fuentedeprrafopredeter"/>
-    <w:link w:val="Ttulo3"/>
+  <w:style w:type="character" w:customStyle="1" w:styleId="Heading3Char">
+    <w:name w:val="Heading 3 Char"/>
+    <w:basedOn w:val="DefaultParagraphFont"/>
+    <w:link w:val="Heading3"/>
     <w:uiPriority w:val="9"/>
     <w:rsid w:val="00AB39A2"/>
     <w:rPr>
@@ -3885,10 +3783,10 @@
       <w:szCs w:val="28"/>
     </w:rPr>
   </w:style>
-  <w:style w:type="character" w:customStyle="1" w:styleId="Ttulo4Car">
-    <w:name w:val="Título 4 Car"/>
-    <w:basedOn w:val="Fuentedeprrafopredeter"/>
-    <w:link w:val="Ttulo4"/>
+  <w:style w:type="character" w:customStyle="1" w:styleId="Heading4Char">
+    <w:name w:val="Heading 4 Char"/>
+    <w:basedOn w:val="DefaultParagraphFont"/>
+    <w:link w:val="Heading4"/>
     <w:uiPriority w:val="9"/>
     <w:rsid w:val="00AB39A2"/>
     <w:rPr>
@@ -3898,10 +3796,10 @@
       <w:szCs w:val="24"/>
     </w:rPr>
   </w:style>
-  <w:style w:type="character" w:customStyle="1" w:styleId="Ttulo5Car">
-    <w:name w:val="Título 5 Car"/>
-    <w:basedOn w:val="Fuentedeprrafopredeter"/>
-    <w:link w:val="Ttulo5"/>
+  <w:style w:type="character" w:customStyle="1" w:styleId="Heading5Char">
+    <w:name w:val="Heading 5 Char"/>
+    <w:basedOn w:val="DefaultParagraphFont"/>
+    <w:link w:val="Heading5"/>
     <w:uiPriority w:val="9"/>
     <w:rsid w:val="00AB39A2"/>
     <w:rPr>
@@ -3910,10 +3808,10 @@
       <w:color w:val="284546" w:themeColor="accent1" w:themeShade="BF"/>
     </w:rPr>
   </w:style>
-  <w:style w:type="character" w:customStyle="1" w:styleId="Ttulo6Car">
-    <w:name w:val="Título 6 Car"/>
-    <w:basedOn w:val="Fuentedeprrafopredeter"/>
-    <w:link w:val="Ttulo6"/>
+  <w:style w:type="character" w:customStyle="1" w:styleId="Heading6Char">
+    <w:name w:val="Heading 6 Char"/>
+    <w:basedOn w:val="DefaultParagraphFont"/>
+    <w:link w:val="Heading6"/>
     <w:uiPriority w:val="9"/>
     <w:rsid w:val="00AB39A2"/>
     <w:rPr>
@@ -3924,10 +3822,10 @@
       <w:color w:val="1B2E2E" w:themeColor="accent1" w:themeShade="80"/>
     </w:rPr>
   </w:style>
-  <w:style w:type="character" w:customStyle="1" w:styleId="Ttulo7Car">
-    <w:name w:val="Título 7 Car"/>
-    <w:basedOn w:val="Fuentedeprrafopredeter"/>
-    <w:link w:val="Ttulo7"/>
+  <w:style w:type="character" w:customStyle="1" w:styleId="Heading7Char">
+    <w:name w:val="Heading 7 Char"/>
+    <w:basedOn w:val="DefaultParagraphFont"/>
+    <w:link w:val="Heading7"/>
     <w:uiPriority w:val="9"/>
     <w:rsid w:val="00AB39A2"/>
     <w:rPr>
@@ -3937,10 +3835,10 @@
       <w:color w:val="1B2E2E" w:themeColor="accent1" w:themeShade="80"/>
     </w:rPr>
   </w:style>
-  <w:style w:type="character" w:customStyle="1" w:styleId="Ttulo8Car">
-    <w:name w:val="Título 8 Car"/>
-    <w:basedOn w:val="Fuentedeprrafopredeter"/>
-    <w:link w:val="Ttulo8"/>
+  <w:style w:type="character" w:customStyle="1" w:styleId="Heading8Char">
+    <w:name w:val="Heading 8 Char"/>
+    <w:basedOn w:val="DefaultParagraphFont"/>
+    <w:link w:val="Heading8"/>
     <w:uiPriority w:val="9"/>
     <w:rsid w:val="00AB39A2"/>
     <w:rPr>
@@ -3952,10 +3850,10 @@
       <w:color w:val="1B2E2E" w:themeColor="accent1" w:themeShade="80"/>
     </w:rPr>
   </w:style>
-  <w:style w:type="character" w:customStyle="1" w:styleId="Ttulo9Car">
-    <w:name w:val="Título 9 Car"/>
-    <w:basedOn w:val="Fuentedeprrafopredeter"/>
-    <w:link w:val="Ttulo9"/>
+  <w:style w:type="character" w:customStyle="1" w:styleId="Heading9Char">
+    <w:name w:val="Heading 9 Char"/>
+    <w:basedOn w:val="DefaultParagraphFont"/>
+    <w:link w:val="Heading9"/>
     <w:uiPriority w:val="9"/>
     <w:semiHidden/>
     <w:rsid w:val="00AB39A2"/>
@@ -3966,11 +3864,11 @@
       <w:color w:val="1B2E2E" w:themeColor="accent1" w:themeShade="80"/>
     </w:rPr>
   </w:style>
-  <w:style w:type="paragraph" w:styleId="Descripcin">
+  <w:style w:type="paragraph" w:styleId="Caption">
     <w:name w:val="caption"/>
     <w:basedOn w:val="Normal"/>
     <w:next w:val="Normal"/>
-    <w:link w:val="DescripcinCar"/>
+    <w:link w:val="CaptionChar"/>
     <w:unhideWhenUsed/>
     <w:qFormat/>
     <w:rsid w:val="00AB39A2"/>
@@ -3984,10 +3882,10 @@
       <w:color w:val="739A8A" w:themeColor="text2"/>
     </w:rPr>
   </w:style>
-  <w:style w:type="character" w:customStyle="1" w:styleId="TtuloCar">
-    <w:name w:val="Título Car"/>
-    <w:basedOn w:val="Fuentedeprrafopredeter"/>
-    <w:link w:val="Ttulo"/>
+  <w:style w:type="character" w:customStyle="1" w:styleId="TitleChar">
+    <w:name w:val="Title Char"/>
+    <w:basedOn w:val="DefaultParagraphFont"/>
+    <w:link w:val="Title"/>
     <w:uiPriority w:val="10"/>
     <w:rsid w:val="00AB39A2"/>
     <w:rPr>
@@ -3999,10 +3897,10 @@
       <w:szCs w:val="72"/>
     </w:rPr>
   </w:style>
-  <w:style w:type="character" w:customStyle="1" w:styleId="SubttuloCar">
-    <w:name w:val="Subtítulo Car"/>
-    <w:basedOn w:val="Fuentedeprrafopredeter"/>
-    <w:link w:val="Subttulo"/>
+  <w:style w:type="character" w:customStyle="1" w:styleId="SubtitleChar">
+    <w:name w:val="Subtitle Char"/>
+    <w:basedOn w:val="DefaultParagraphFont"/>
+    <w:link w:val="Subtitle"/>
     <w:uiPriority w:val="11"/>
     <w:rsid w:val="00AB39A2"/>
     <w:rPr>
@@ -4012,9 +3910,9 @@
       <w:szCs w:val="28"/>
     </w:rPr>
   </w:style>
-  <w:style w:type="character" w:styleId="Fuerte">
+  <w:style w:type="character" w:styleId="Strong">
     <w:name w:val="Strong"/>
-    <w:basedOn w:val="Fuentedeprrafopredeter"/>
+    <w:basedOn w:val="DefaultParagraphFont"/>
     <w:uiPriority w:val="22"/>
     <w:qFormat/>
     <w:rsid w:val="00AB39A2"/>
@@ -4023,9 +3921,9 @@
       <w:bCs/>
     </w:rPr>
   </w:style>
-  <w:style w:type="character" w:styleId="nfasis">
+  <w:style w:type="character" w:styleId="Emphasis">
     <w:name w:val="Emphasis"/>
-    <w:basedOn w:val="Fuentedeprrafopredeter"/>
+    <w:basedOn w:val="DefaultParagraphFont"/>
     <w:uiPriority w:val="20"/>
     <w:qFormat/>
     <w:rsid w:val="00AB39A2"/>
@@ -4034,7 +3932,7 @@
       <w:iCs/>
     </w:rPr>
   </w:style>
-  <w:style w:type="paragraph" w:styleId="Sinespaciado">
+  <w:style w:type="paragraph" w:styleId="NoSpacing">
     <w:name w:val="No Spacing"/>
     <w:uiPriority w:val="1"/>
     <w:qFormat/>
@@ -4043,11 +3941,11 @@
       <w:spacing w:after="0" w:line="240" w:lineRule="auto"/>
     </w:pPr>
   </w:style>
-  <w:style w:type="paragraph" w:styleId="Cita">
+  <w:style w:type="paragraph" w:styleId="Quote">
     <w:name w:val="Quote"/>
     <w:basedOn w:val="Normal"/>
     <w:next w:val="Normal"/>
-    <w:link w:val="CitaCar"/>
+    <w:link w:val="QuoteChar"/>
     <w:uiPriority w:val="29"/>
     <w:qFormat/>
     <w:rsid w:val="00AB39A2"/>
@@ -4061,10 +3959,10 @@
       <w:szCs w:val="24"/>
     </w:rPr>
   </w:style>
-  <w:style w:type="character" w:customStyle="1" w:styleId="CitaCar">
-    <w:name w:val="Cita Car"/>
-    <w:basedOn w:val="Fuentedeprrafopredeter"/>
-    <w:link w:val="Cita"/>
+  <w:style w:type="character" w:customStyle="1" w:styleId="QuoteChar">
+    <w:name w:val="Quote Char"/>
+    <w:basedOn w:val="DefaultParagraphFont"/>
+    <w:link w:val="Quote"/>
     <w:uiPriority w:val="29"/>
     <w:rsid w:val="00AB39A2"/>
     <w:rPr>
@@ -4073,11 +3971,11 @@
       <w:szCs w:val="24"/>
     </w:rPr>
   </w:style>
-  <w:style w:type="paragraph" w:styleId="Citadestacada">
+  <w:style w:type="paragraph" w:styleId="IntenseQuote">
     <w:name w:val="Intense Quote"/>
     <w:basedOn w:val="Normal"/>
     <w:next w:val="Normal"/>
-    <w:link w:val="CitadestacadaCar"/>
+    <w:link w:val="IntenseQuoteChar"/>
     <w:uiPriority w:val="30"/>
     <w:qFormat/>
     <w:rsid w:val="00AB39A2"/>
@@ -4094,10 +3992,10 @@
       <w:szCs w:val="32"/>
     </w:rPr>
   </w:style>
-  <w:style w:type="character" w:customStyle="1" w:styleId="CitadestacadaCar">
-    <w:name w:val="Cita destacada Car"/>
-    <w:basedOn w:val="Fuentedeprrafopredeter"/>
-    <w:link w:val="Citadestacada"/>
+  <w:style w:type="character" w:customStyle="1" w:styleId="IntenseQuoteChar">
+    <w:name w:val="Intense Quote Char"/>
+    <w:basedOn w:val="DefaultParagraphFont"/>
+    <w:link w:val="IntenseQuote"/>
     <w:uiPriority w:val="30"/>
     <w:rsid w:val="00AB39A2"/>
     <w:rPr>
@@ -4108,9 +4006,9 @@
       <w:szCs w:val="32"/>
     </w:rPr>
   </w:style>
-  <w:style w:type="character" w:styleId="nfasissutil">
+  <w:style w:type="character" w:styleId="SubtleEmphasis">
     <w:name w:val="Subtle Emphasis"/>
-    <w:basedOn w:val="Fuentedeprrafopredeter"/>
+    <w:basedOn w:val="DefaultParagraphFont"/>
     <w:uiPriority w:val="19"/>
     <w:qFormat/>
     <w:rsid w:val="00AB39A2"/>
@@ -4120,9 +4018,9 @@
       <w:color w:val="A3BDB2" w:themeColor="text1" w:themeTint="A6"/>
     </w:rPr>
   </w:style>
-  <w:style w:type="character" w:styleId="nfasisintenso">
+  <w:style w:type="character" w:styleId="IntenseEmphasis">
     <w:name w:val="Intense Emphasis"/>
-    <w:basedOn w:val="Fuentedeprrafopredeter"/>
+    <w:basedOn w:val="DefaultParagraphFont"/>
     <w:uiPriority w:val="21"/>
     <w:qFormat/>
     <w:rsid w:val="00AB39A2"/>
@@ -4133,9 +4031,9 @@
       <w:iCs/>
     </w:rPr>
   </w:style>
-  <w:style w:type="character" w:styleId="Referenciasutil">
+  <w:style w:type="character" w:styleId="SubtleReference">
     <w:name w:val="Subtle Reference"/>
-    <w:basedOn w:val="Fuentedeprrafopredeter"/>
+    <w:basedOn w:val="DefaultParagraphFont"/>
     <w:uiPriority w:val="31"/>
     <w:qFormat/>
     <w:rsid w:val="00AB39A2"/>
@@ -4146,9 +4044,9 @@
       <w:bdr w:val="none" w:sz="0" w:space="0" w:color="auto"/>
     </w:rPr>
   </w:style>
-  <w:style w:type="character" w:styleId="Referenciaintensa">
+  <w:style w:type="character" w:styleId="IntenseReference">
     <w:name w:val="Intense Reference"/>
-    <w:basedOn w:val="Fuentedeprrafopredeter"/>
+    <w:basedOn w:val="DefaultParagraphFont"/>
     <w:uiPriority w:val="32"/>
     <w:qFormat/>
     <w:rsid w:val="00AB39A2"/>
@@ -4160,9 +4058,9 @@
       <w:u w:val="single"/>
     </w:rPr>
   </w:style>
-  <w:style w:type="character" w:styleId="Ttulodellibro">
+  <w:style w:type="character" w:styleId="BookTitle">
     <w:name w:val="Book Title"/>
-    <w:basedOn w:val="Fuentedeprrafopredeter"/>
+    <w:basedOn w:val="DefaultParagraphFont"/>
     <w:uiPriority w:val="33"/>
     <w:qFormat/>
     <w:rsid w:val="00AB39A2"/>
@@ -4173,9 +4071,9 @@
       <w:spacing w:val="10"/>
     </w:rPr>
   </w:style>
-  <w:style w:type="paragraph" w:styleId="TtuloTDC">
+  <w:style w:type="paragraph" w:styleId="TOCHeading">
     <w:name w:val="TOC Heading"/>
-    <w:basedOn w:val="Ttulo1"/>
+    <w:basedOn w:val="Heading1"/>
     <w:next w:val="Normal"/>
     <w:uiPriority w:val="39"/>
     <w:unhideWhenUsed/>
@@ -4185,10 +4083,10 @@
       <w:outlineLvl w:val="9"/>
     </w:pPr>
   </w:style>
-  <w:style w:type="paragraph" w:styleId="Encabezado">
+  <w:style w:type="paragraph" w:styleId="Header">
     <w:name w:val="header"/>
     <w:basedOn w:val="Normal"/>
-    <w:link w:val="EncabezadoCar"/>
+    <w:link w:val="HeaderChar"/>
     <w:uiPriority w:val="99"/>
     <w:unhideWhenUsed/>
     <w:rsid w:val="00171F5E"/>
@@ -4200,17 +4098,17 @@
       <w:spacing w:after="0" w:line="240" w:lineRule="auto"/>
     </w:pPr>
   </w:style>
-  <w:style w:type="character" w:customStyle="1" w:styleId="EncabezadoCar">
-    <w:name w:val="Encabezado Car"/>
-    <w:basedOn w:val="Fuentedeprrafopredeter"/>
-    <w:link w:val="Encabezado"/>
+  <w:style w:type="character" w:customStyle="1" w:styleId="HeaderChar">
+    <w:name w:val="Header Char"/>
+    <w:basedOn w:val="DefaultParagraphFont"/>
+    <w:link w:val="Header"/>
     <w:uiPriority w:val="99"/>
     <w:rsid w:val="00171F5E"/>
   </w:style>
-  <w:style w:type="paragraph" w:styleId="Piedepgina">
+  <w:style w:type="paragraph" w:styleId="Footer">
     <w:name w:val="footer"/>
     <w:basedOn w:val="Normal"/>
-    <w:link w:val="PiedepginaCar"/>
+    <w:link w:val="FooterChar"/>
     <w:uiPriority w:val="99"/>
     <w:unhideWhenUsed/>
     <w:rsid w:val="00171F5E"/>
@@ -4222,14 +4120,14 @@
       <w:spacing w:after="0" w:line="240" w:lineRule="auto"/>
     </w:pPr>
   </w:style>
-  <w:style w:type="character" w:customStyle="1" w:styleId="PiedepginaCar">
-    <w:name w:val="Pie de página Car"/>
-    <w:basedOn w:val="Fuentedeprrafopredeter"/>
-    <w:link w:val="Piedepgina"/>
+  <w:style w:type="character" w:customStyle="1" w:styleId="FooterChar">
+    <w:name w:val="Footer Char"/>
+    <w:basedOn w:val="DefaultParagraphFont"/>
+    <w:link w:val="Footer"/>
     <w:uiPriority w:val="99"/>
     <w:rsid w:val="00171F5E"/>
   </w:style>
-  <w:style w:type="paragraph" w:styleId="TDC1">
+  <w:style w:type="paragraph" w:styleId="TOC1">
     <w:name w:val="toc 1"/>
     <w:basedOn w:val="Normal"/>
     <w:next w:val="Normal"/>
@@ -4241,7 +4139,7 @@
       <w:spacing w:after="100"/>
     </w:pPr>
   </w:style>
-  <w:style w:type="paragraph" w:styleId="TDC2">
+  <w:style w:type="paragraph" w:styleId="TOC2">
     <w:name w:val="toc 2"/>
     <w:basedOn w:val="Normal"/>
     <w:next w:val="Normal"/>
@@ -4258,7 +4156,7 @@
       <w:ind w:left="220"/>
     </w:pPr>
   </w:style>
-  <w:style w:type="paragraph" w:styleId="TDC3">
+  <w:style w:type="paragraph" w:styleId="TOC3">
     <w:name w:val="toc 3"/>
     <w:basedOn w:val="Normal"/>
     <w:next w:val="Normal"/>
@@ -4272,10 +4170,10 @@
       <w:ind w:left="440"/>
     </w:pPr>
   </w:style>
-  <w:style w:type="paragraph" w:styleId="Textonotapie">
+  <w:style w:type="paragraph" w:styleId="FootnoteText">
     <w:name w:val="footnote text"/>
     <w:basedOn w:val="Normal"/>
-    <w:link w:val="TextonotapieCar"/>
+    <w:link w:val="FootnoteTextChar"/>
     <w:uiPriority w:val="99"/>
     <w:semiHidden/>
     <w:unhideWhenUsed/>
@@ -4288,10 +4186,10 @@
       <w:szCs w:val="20"/>
     </w:rPr>
   </w:style>
-  <w:style w:type="character" w:customStyle="1" w:styleId="TextonotapieCar">
-    <w:name w:val="Texto nota pie Car"/>
-    <w:basedOn w:val="Fuentedeprrafopredeter"/>
-    <w:link w:val="Textonotapie"/>
+  <w:style w:type="character" w:customStyle="1" w:styleId="FootnoteTextChar">
+    <w:name w:val="Footnote Text Char"/>
+    <w:basedOn w:val="DefaultParagraphFont"/>
+    <w:link w:val="FootnoteText"/>
     <w:uiPriority w:val="99"/>
     <w:semiHidden/>
     <w:rsid w:val="00C81877"/>
@@ -4300,10 +4198,10 @@
       <w:szCs w:val="20"/>
     </w:rPr>
   </w:style>
-  <w:style w:type="paragraph" w:styleId="Textocomentario">
+  <w:style w:type="paragraph" w:styleId="CommentText">
     <w:name w:val="annotation text"/>
     <w:basedOn w:val="Normal"/>
-    <w:link w:val="TextocomentarioCar"/>
+    <w:link w:val="CommentTextChar"/>
     <w:uiPriority w:val="99"/>
     <w:semiHidden/>
     <w:unhideWhenUsed/>
@@ -4320,10 +4218,10 @@
       <w:lang w:val="en-US"/>
     </w:rPr>
   </w:style>
-  <w:style w:type="character" w:customStyle="1" w:styleId="TextocomentarioCar">
-    <w:name w:val="Texto comentario Car"/>
-    <w:basedOn w:val="Fuentedeprrafopredeter"/>
-    <w:link w:val="Textocomentario"/>
+  <w:style w:type="character" w:customStyle="1" w:styleId="CommentTextChar">
+    <w:name w:val="Comment Text Char"/>
+    <w:basedOn w:val="DefaultParagraphFont"/>
+    <w:link w:val="CommentText"/>
     <w:uiPriority w:val="99"/>
     <w:semiHidden/>
     <w:rsid w:val="00C81877"/>
@@ -4334,7 +4232,7 @@
       <w:lang w:val="en-US"/>
     </w:rPr>
   </w:style>
-  <w:style w:type="character" w:styleId="Refdenotaalpie">
+  <w:style w:type="character" w:styleId="FootnoteReference">
     <w:name w:val="footnote reference"/>
     <w:uiPriority w:val="99"/>
     <w:semiHidden/>
@@ -4344,9 +4242,9 @@
       <w:vertAlign w:val="superscript"/>
     </w:rPr>
   </w:style>
-  <w:style w:type="character" w:styleId="Refdecomentario">
+  <w:style w:type="character" w:styleId="CommentReference">
     <w:name w:val="annotation reference"/>
-    <w:basedOn w:val="Fuentedeprrafopredeter"/>
+    <w:basedOn w:val="DefaultParagraphFont"/>
     <w:uiPriority w:val="99"/>
     <w:semiHidden/>
     <w:unhideWhenUsed/>
@@ -4356,9 +4254,9 @@
       <w:szCs w:val="16"/>
     </w:rPr>
   </w:style>
-  <w:style w:type="character" w:styleId="Hipervnculo">
+  <w:style w:type="character" w:styleId="Hyperlink">
     <w:name w:val="Hyperlink"/>
-    <w:basedOn w:val="Fuentedeprrafopredeter"/>
+    <w:basedOn w:val="DefaultParagraphFont"/>
     <w:uiPriority w:val="99"/>
     <w:unhideWhenUsed/>
     <w:rsid w:val="00C81877"/>
@@ -4367,9 +4265,9 @@
       <w:u w:val="single"/>
     </w:rPr>
   </w:style>
-  <w:style w:type="character" w:styleId="Mencinsinresolver">
+  <w:style w:type="character" w:styleId="UnresolvedMention">
     <w:name w:val="Unresolved Mention"/>
-    <w:basedOn w:val="Fuentedeprrafopredeter"/>
+    <w:basedOn w:val="DefaultParagraphFont"/>
     <w:uiPriority w:val="99"/>
     <w:semiHidden/>
     <w:unhideWhenUsed/>
@@ -4379,9 +4277,9 @@
       <w:shd w:val="clear" w:color="auto" w:fill="E1DFDD"/>
     </w:rPr>
   </w:style>
-  <w:style w:type="table" w:styleId="Tablaconcuadrcula">
+  <w:style w:type="table" w:styleId="TableGrid">
     <w:name w:val="Table Grid"/>
-    <w:basedOn w:val="Tablanormal"/>
+    <w:basedOn w:val="TableNormal"/>
     <w:uiPriority w:val="39"/>
     <w:rsid w:val="00292DEB"/>
     <w:pPr>
@@ -4405,7 +4303,7 @@
       </w:tblBorders>
     </w:tblPr>
   </w:style>
-  <w:style w:type="paragraph" w:styleId="Tabladeilustraciones">
+  <w:style w:type="paragraph" w:styleId="TableofFigures">
     <w:name w:val="table of figures"/>
     <w:basedOn w:val="Normal"/>
     <w:next w:val="Normal"/>
@@ -4423,10 +4321,10 @@
       <w:lang w:val="en-US"/>
     </w:rPr>
   </w:style>
-  <w:style w:type="character" w:customStyle="1" w:styleId="DescripcinCar">
-    <w:name w:val="Descripción Car"/>
-    <w:basedOn w:val="Fuentedeprrafopredeter"/>
-    <w:link w:val="Descripcin"/>
+  <w:style w:type="character" w:customStyle="1" w:styleId="CaptionChar">
+    <w:name w:val="Caption Char"/>
+    <w:basedOn w:val="DefaultParagraphFont"/>
+    <w:link w:val="Caption"/>
     <w:locked/>
     <w:rsid w:val="00CE62B2"/>
     <w:rPr>
@@ -4436,11 +4334,11 @@
       <w:color w:val="739A8A" w:themeColor="text2"/>
     </w:rPr>
   </w:style>
-  <w:style w:type="paragraph" w:styleId="Subttulo">
+  <w:style w:type="paragraph" w:styleId="Subtitle">
     <w:name w:val="Subtitle"/>
     <w:basedOn w:val="Normal"/>
     <w:next w:val="Normal"/>
-    <w:link w:val="SubttuloCar"/>
+    <w:link w:val="SubtitleChar"/>
     <w:uiPriority w:val="11"/>
     <w:qFormat/>
     <w:pPr>
@@ -4455,7 +4353,7 @@
     </w:rPr>
   </w:style>
   <w:style w:type="table" w:customStyle="1" w:styleId="a">
-    <w:basedOn w:val="Tablanormal"/>
+    <w:basedOn w:val="TableNormal"/>
     <w:pPr>
       <w:spacing w:after="0" w:line="240" w:lineRule="auto"/>
     </w:pPr>
@@ -4471,7 +4369,7 @@
     </w:tblPr>
   </w:style>
   <w:style w:type="table" w:customStyle="1" w:styleId="a0">
-    <w:basedOn w:val="Tablanormal"/>
+    <w:basedOn w:val="TableNormal"/>
     <w:pPr>
       <w:spacing w:after="0" w:line="240" w:lineRule="auto"/>
     </w:pPr>
@@ -4487,7 +4385,7 @@
     </w:tblPr>
   </w:style>
   <w:style w:type="table" w:customStyle="1" w:styleId="a1">
-    <w:basedOn w:val="Tablanormal"/>
+    <w:basedOn w:val="TableNormal"/>
     <w:pPr>
       <w:spacing w:after="0" w:line="240" w:lineRule="auto"/>
     </w:pPr>
@@ -4707,28 +4605,28 @@
 </file>
 
 <file path=customXml/item1.xml><?xml version="1.0" encoding="utf-8"?>
+<b:Sources xmlns:b="http://schemas.openxmlformats.org/officeDocument/2006/bibliography" xmlns="http://schemas.openxmlformats.org/officeDocument/2006/bibliography" SelectedStyle="\APASixthEditionOfficeOnline.xsl" StyleName="APA" Version="6"/>
+</file>
+
+<file path=customXml/item2.xml><?xml version="1.0" encoding="utf-8"?>
 <go:gDocsCustomXmlDataStorage xmlns:go="http://customooxmlschemas.google.com/" xmlns:r="http://schemas.openxmlformats.org/officeDocument/2006/relationships" uri="GoogleDocsCustomDataVersion2">
   <go:docsCustomData xmlns:go="http://customooxmlschemas.google.com/" roundtripDataSignature="AMtx7mjfZHdsiCvpFOesiH+c3zMFCQ6GYw==">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</go:docsCustomData>
 </go:gDocsCustomXmlDataStorage>
 </file>
 
-<file path=customXml/item2.xml><?xml version="1.0" encoding="utf-8"?>
-<b:Sources xmlns:b="http://schemas.openxmlformats.org/officeDocument/2006/bibliography" xmlns="http://schemas.openxmlformats.org/officeDocument/2006/bibliography" SelectedStyle="\APASixthEditionOfficeOnline.xsl" StyleName="APA" Version="6"/>
+<file path=customXml/itemProps1.xml><?xml version="1.0" encoding="utf-8"?>
+<ds:datastoreItem xmlns:ds="http://schemas.openxmlformats.org/officeDocument/2006/customXml" ds:itemID="{F2C6ED9E-18BB-4E8C-9B45-9DE9ABC600F0}">
+  <ds:schemaRefs>
+    <ds:schemaRef ds:uri="http://schemas.openxmlformats.org/officeDocument/2006/bibliography"/>
+  </ds:schemaRefs>
+</ds:datastoreItem>
 </file>
 
-<file path=customXml/itemProps1.xml><?xml version="1.0" encoding="utf-8"?>
+<file path=customXml/itemProps2.xml><?xml version="1.0" encoding="utf-8"?>
 <ds:datastoreItem xmlns:ds="http://schemas.openxmlformats.org/officeDocument/2006/customXml" ds:itemID="{11111111-1234-1234-1234-123412341234}">
   <ds:schemaRefs>
     <ds:schemaRef ds:uri="http://customooxmlschemas.google.com/"/>
     <ds:schemaRef ds:uri="http://schemas.openxmlformats.org/officeDocument/2006/relationships"/>
   </ds:schemaRefs>
 </ds:datastoreItem>
-</file>
-
-<file path=customXml/itemProps2.xml><?xml version="1.0" encoding="utf-8"?>
-<ds:datastoreItem xmlns:ds="http://schemas.openxmlformats.org/officeDocument/2006/customXml" ds:itemID="{F2C6ED9E-18BB-4E8C-9B45-9DE9ABC600F0}">
-  <ds:schemaRefs>
-    <ds:schemaRef ds:uri="http://schemas.openxmlformats.org/officeDocument/2006/bibliography"/>
-  </ds:schemaRefs>
-</ds:datastoreItem>
 </file>